--- a/data/outputs/v2/Maths/SS2.1_Similarity_and_Enlargement/Mathematics_Similarity_and_Enlargement_FinalExplanation.docx
+++ b/data/outputs/v2/Maths/SS2.1_Similarity_and_Enlargement/Mathematics_Similarity_and_Enlargement_FinalExplanation.docx
@@ -38,6 +38,177 @@
           <w:szCs w:val="22"/>
         </w:rPr>
         <w:t xml:space="preserve">Student Assessment Document</w:t>
+      </w:r>
+    </w:p>
+    <w:p>
+      <w:pPr>
+        <w:spacing w:after="80" w:before="120"/>
+      </w:pPr>
+      <w:r>
+        <w:rPr>
+          <w:rFonts w:ascii="Arial" w:cs="Arial" w:eastAsia="Arial" w:hAnsi="Arial"/>
+          <w:b/>
+          <w:bCs/>
+          <w:color w:val="1F3864"/>
+          <w:sz w:val="20"/>
+          <w:szCs w:val="20"/>
+        </w:rPr>
+        <w:t xml:space="preserve">ATTRIBUTION AND LICENSING</w:t>
+      </w:r>
+    </w:p>
+    <w:p>
+      <w:pPr>
+        <w:spacing w:after="60" w:before="0"/>
+      </w:pPr>
+      <w:r>
+        <w:rPr>
+          <w:rFonts w:ascii="Arial" w:cs="Arial" w:eastAsia="Arial" w:hAnsi="Arial"/>
+          <w:b/>
+          <w:bCs/>
+          <w:sz w:val="17"/>
+          <w:szCs w:val="17"/>
+        </w:rPr>
+        <w:t xml:space="preserve">Curriculum Alignment: </w:t>
+      </w:r>
+      <w:r>
+        <w:rPr>
+          <w:rFonts w:ascii="Arial" w:cs="Arial" w:eastAsia="Arial" w:hAnsi="Arial"/>
+          <w:sz w:val="17"/>
+          <w:szCs w:val="17"/>
+        </w:rPr>
+        <w:t xml:space="preserve">Structured in pedagogical alignment with the competence-based curriculum format and learning outcomes established by the Kenya Institute of Curriculum Development (KICD). This material is independently developed and is not officially endorsed or published by KICD.</w:t>
+      </w:r>
+    </w:p>
+    <w:p>
+      <w:pPr>
+        <w:spacing w:after="60" w:before="0"/>
+      </w:pPr>
+      <w:r>
+        <w:rPr>
+          <w:rFonts w:ascii="Arial" w:cs="Arial" w:eastAsia="Arial" w:hAnsi="Arial"/>
+          <w:b/>
+          <w:bCs/>
+          <w:sz w:val="17"/>
+          <w:szCs w:val="17"/>
+        </w:rPr>
+        <w:t xml:space="preserve">Content &amp; Pedagogy: </w:t>
+      </w:r>
+      <w:r>
+        <w:rPr>
+          <w:rFonts w:ascii="Arial" w:cs="Arial" w:eastAsia="Arial" w:hAnsi="Arial"/>
+          <w:sz w:val="17"/>
+          <w:szCs w:val="17"/>
+        </w:rPr>
+        <w:t xml:space="preserve">Developed and adapted by the educator team at SeaVuria (registered 501(c)(3) in the United States and registered NGO in Kenya, No. 872-850A-BF11), who designed the pedagogical framework, lesson templates and exemplar lessons on which this material is based.</w:t>
+      </w:r>
+    </w:p>
+    <w:p>
+      <w:pPr>
+        <w:spacing w:after="60" w:before="0"/>
+      </w:pPr>
+      <w:r>
+        <w:rPr>
+          <w:rFonts w:ascii="Arial" w:cs="Arial" w:eastAsia="Arial" w:hAnsi="Arial"/>
+          <w:b/>
+          <w:bCs/>
+          <w:sz w:val="17"/>
+          <w:szCs w:val="17"/>
+        </w:rPr>
+        <w:t xml:space="preserve">Production &amp; Layout: </w:t>
+      </w:r>
+      <w:r>
+        <w:rPr>
+          <w:rFonts w:ascii="Arial" w:cs="Arial" w:eastAsia="Arial" w:hAnsi="Arial"/>
+          <w:sz w:val="17"/>
+          <w:szCs w:val="17"/>
+        </w:rPr>
+        <w:t xml:space="preserve">Educational design and curriculum sequencing by SeaVuria. Technical layout, structural formatting, and digital optimization/implementation executed in partnership with ARES Education (registered 501(c)(3) in the United States and Canada (as Afretech Aid) and registered NGO in Kenya), with lesson drafting and compilation assisted by AI (Claude, Anthropic).</w:t>
+      </w:r>
+    </w:p>
+    <w:p>
+      <w:pPr>
+        <w:pBdr>
+          <w:bottom w:val="single" w:color="1F3864" w:sz="6" w:space="6"/>
+        </w:pBdr>
+        <w:spacing w:after="60" w:before="0"/>
+      </w:pPr>
+      <w:r>
+        <w:rPr>
+          <w:rFonts w:ascii="Arial" w:cs="Arial" w:eastAsia="Arial" w:hAnsi="Arial"/>
+          <w:b/>
+          <w:bCs/>
+          <w:sz w:val="17"/>
+          <w:szCs w:val="17"/>
+        </w:rPr>
+        <w:t xml:space="preserve">Licensing &amp; Copyright: </w:t>
+      </w:r>
+      <w:r>
+        <w:rPr>
+          <w:rFonts w:ascii="Arial" w:cs="Arial" w:eastAsia="Arial" w:hAnsi="Arial"/>
+          <w:sz w:val="17"/>
+          <w:szCs w:val="17"/>
+        </w:rPr>
+        <w:t xml:space="preserve">© 2026 SeaVuria and ARES. This work is licensed under a </w:t>
+      </w:r>
+      <w:hyperlink w:history="1" r:id="rIdvgngt5pcooxmntdqisk4w">
+        <w:r>
+          <w:rPr>
+            <w:rFonts w:ascii="Arial" w:cs="Arial" w:eastAsia="Arial" w:hAnsi="Arial"/>
+            <w:color w:val="1F6B75"/>
+            <w:sz w:val="17"/>
+            <w:szCs w:val="17"/>
+            <w:u w:val="single" w:color="1F6B75"/>
+          </w:rPr>
+          <w:t xml:space="preserve">Creative Commons Attribution-NonCommercial 4.0 International License</w:t>
+        </w:r>
+      </w:hyperlink>
+      <w:r>
+        <w:rPr>
+          <w:rFonts w:ascii="Arial" w:cs="Arial" w:eastAsia="Arial" w:hAnsi="Arial"/>
+          <w:sz w:val="17"/>
+          <w:szCs w:val="17"/>
+        </w:rPr>
+        <w:t xml:space="preserve"> (</w:t>
+      </w:r>
+      <w:hyperlink w:history="1" r:id="rId16vuzy8ibkfheh3qh_tph">
+        <w:r>
+          <w:rPr>
+            <w:rFonts w:ascii="Arial" w:cs="Arial" w:eastAsia="Arial" w:hAnsi="Arial"/>
+            <w:color w:val="1F6B75"/>
+            <w:sz w:val="17"/>
+            <w:szCs w:val="17"/>
+            <w:u w:val="single" w:color="1F6B75"/>
+          </w:rPr>
+          <w:t xml:space="preserve">CC BY-NC 4.0</w:t>
+        </w:r>
+      </w:hyperlink>
+      <w:r>
+        <w:rPr>
+          <w:rFonts w:ascii="Arial" w:cs="Arial" w:eastAsia="Arial" w:hAnsi="Arial"/>
+          <w:sz w:val="17"/>
+          <w:szCs w:val="17"/>
+        </w:rPr>
+        <w:t xml:space="preserve">). To view a copy of this license, visit </w:t>
+      </w:r>
+      <w:hyperlink w:history="1" r:id="rIdubchjugrqw-d4f3quxqws">
+        <w:r>
+          <w:rPr>
+            <w:rFonts w:ascii="Arial" w:cs="Arial" w:eastAsia="Arial" w:hAnsi="Arial"/>
+            <w:color w:val="1F6B75"/>
+            <w:sz w:val="17"/>
+            <w:szCs w:val="17"/>
+            <w:u w:val="single" w:color="1F6B75"/>
+          </w:rPr>
+          <w:t xml:space="preserve">https://creativecommons.org/licenses/by-nc/4.0/</w:t>
+        </w:r>
+      </w:hyperlink>
+      <w:r>
+        <w:rPr>
+          <w:rFonts w:ascii="Arial" w:cs="Arial" w:eastAsia="Arial" w:hAnsi="Arial"/>
+          <w:sz w:val="17"/>
+          <w:szCs w:val="17"/>
+        </w:rPr>
+        <w:t xml:space="preserve">. You are free to copy, redistribute, and adapt this material in any medium or format, provided appropriate credit is given and the material is not used for commercial purposes. KICD learning outcomes and curriculum designations reproduced here for alignment purposes remain the property of KICD and are not covered by this license. Linked external resources (e.g. CK-12, Khan Academy, PhET) are subject to their own licenses.</w:t>
       </w:r>
     </w:p>
     <w:p>

--- a/data/outputs/v2/Maths/SS2.1_Similarity_and_Enlargement/Mathematics_Similarity_and_Enlargement_FinalExplanation.docx
+++ b/data/outputs/v2/Maths/SS2.1_Similarity_and_Enlargement/Mathematics_Similarity_and_Enlargement_FinalExplanation.docx
@@ -38,177 +38,6 @@
           <w:szCs w:val="22"/>
         </w:rPr>
         <w:t xml:space="preserve">Student Assessment Document</w:t>
-      </w:r>
-    </w:p>
-    <w:p>
-      <w:pPr>
-        <w:spacing w:after="80" w:before="120"/>
-      </w:pPr>
-      <w:r>
-        <w:rPr>
-          <w:rFonts w:ascii="Arial" w:cs="Arial" w:eastAsia="Arial" w:hAnsi="Arial"/>
-          <w:b/>
-          <w:bCs/>
-          <w:color w:val="1F3864"/>
-          <w:sz w:val="20"/>
-          <w:szCs w:val="20"/>
-        </w:rPr>
-        <w:t xml:space="preserve">ATTRIBUTION AND LICENSING</w:t>
-      </w:r>
-    </w:p>
-    <w:p>
-      <w:pPr>
-        <w:spacing w:after="60" w:before="0"/>
-      </w:pPr>
-      <w:r>
-        <w:rPr>
-          <w:rFonts w:ascii="Arial" w:cs="Arial" w:eastAsia="Arial" w:hAnsi="Arial"/>
-          <w:b/>
-          <w:bCs/>
-          <w:sz w:val="17"/>
-          <w:szCs w:val="17"/>
-        </w:rPr>
-        <w:t xml:space="preserve">Curriculum Alignment: </w:t>
-      </w:r>
-      <w:r>
-        <w:rPr>
-          <w:rFonts w:ascii="Arial" w:cs="Arial" w:eastAsia="Arial" w:hAnsi="Arial"/>
-          <w:sz w:val="17"/>
-          <w:szCs w:val="17"/>
-        </w:rPr>
-        <w:t xml:space="preserve">Structured in pedagogical alignment with the competence-based curriculum format and learning outcomes established by the Kenya Institute of Curriculum Development (KICD). This material is independently developed and is not officially endorsed or published by KICD.</w:t>
-      </w:r>
-    </w:p>
-    <w:p>
-      <w:pPr>
-        <w:spacing w:after="60" w:before="0"/>
-      </w:pPr>
-      <w:r>
-        <w:rPr>
-          <w:rFonts w:ascii="Arial" w:cs="Arial" w:eastAsia="Arial" w:hAnsi="Arial"/>
-          <w:b/>
-          <w:bCs/>
-          <w:sz w:val="17"/>
-          <w:szCs w:val="17"/>
-        </w:rPr>
-        <w:t xml:space="preserve">Content &amp; Pedagogy: </w:t>
-      </w:r>
-      <w:r>
-        <w:rPr>
-          <w:rFonts w:ascii="Arial" w:cs="Arial" w:eastAsia="Arial" w:hAnsi="Arial"/>
-          <w:sz w:val="17"/>
-          <w:szCs w:val="17"/>
-        </w:rPr>
-        <w:t xml:space="preserve">Developed and adapted by the educator team at SeaVuria (registered 501(c)(3) in the United States and registered NGO in Kenya, No. 872-850A-BF11), who designed the pedagogical framework, lesson templates and exemplar lessons on which this material is based.</w:t>
-      </w:r>
-    </w:p>
-    <w:p>
-      <w:pPr>
-        <w:spacing w:after="60" w:before="0"/>
-      </w:pPr>
-      <w:r>
-        <w:rPr>
-          <w:rFonts w:ascii="Arial" w:cs="Arial" w:eastAsia="Arial" w:hAnsi="Arial"/>
-          <w:b/>
-          <w:bCs/>
-          <w:sz w:val="17"/>
-          <w:szCs w:val="17"/>
-        </w:rPr>
-        <w:t xml:space="preserve">Production &amp; Layout: </w:t>
-      </w:r>
-      <w:r>
-        <w:rPr>
-          <w:rFonts w:ascii="Arial" w:cs="Arial" w:eastAsia="Arial" w:hAnsi="Arial"/>
-          <w:sz w:val="17"/>
-          <w:szCs w:val="17"/>
-        </w:rPr>
-        <w:t xml:space="preserve">Educational design and curriculum sequencing by SeaVuria. Technical layout, structural formatting, and digital optimization/implementation executed in partnership with ARES Education (registered 501(c)(3) in the United States and Canada (as Afretech Aid) and registered NGO in Kenya), with lesson drafting and compilation assisted by AI (Claude, Anthropic).</w:t>
-      </w:r>
-    </w:p>
-    <w:p>
-      <w:pPr>
-        <w:pBdr>
-          <w:bottom w:val="single" w:color="1F3864" w:sz="6" w:space="6"/>
-        </w:pBdr>
-        <w:spacing w:after="60" w:before="0"/>
-      </w:pPr>
-      <w:r>
-        <w:rPr>
-          <w:rFonts w:ascii="Arial" w:cs="Arial" w:eastAsia="Arial" w:hAnsi="Arial"/>
-          <w:b/>
-          <w:bCs/>
-          <w:sz w:val="17"/>
-          <w:szCs w:val="17"/>
-        </w:rPr>
-        <w:t xml:space="preserve">Licensing &amp; Copyright: </w:t>
-      </w:r>
-      <w:r>
-        <w:rPr>
-          <w:rFonts w:ascii="Arial" w:cs="Arial" w:eastAsia="Arial" w:hAnsi="Arial"/>
-          <w:sz w:val="17"/>
-          <w:szCs w:val="17"/>
-        </w:rPr>
-        <w:t xml:space="preserve">© 2026 SeaVuria and ARES. This work is licensed under a </w:t>
-      </w:r>
-      <w:hyperlink w:history="1" r:id="rIdvgngt5pcooxmntdqisk4w">
-        <w:r>
-          <w:rPr>
-            <w:rFonts w:ascii="Arial" w:cs="Arial" w:eastAsia="Arial" w:hAnsi="Arial"/>
-            <w:color w:val="1F6B75"/>
-            <w:sz w:val="17"/>
-            <w:szCs w:val="17"/>
-            <w:u w:val="single" w:color="1F6B75"/>
-          </w:rPr>
-          <w:t xml:space="preserve">Creative Commons Attribution-NonCommercial 4.0 International License</w:t>
-        </w:r>
-      </w:hyperlink>
-      <w:r>
-        <w:rPr>
-          <w:rFonts w:ascii="Arial" w:cs="Arial" w:eastAsia="Arial" w:hAnsi="Arial"/>
-          <w:sz w:val="17"/>
-          <w:szCs w:val="17"/>
-        </w:rPr>
-        <w:t xml:space="preserve"> (</w:t>
-      </w:r>
-      <w:hyperlink w:history="1" r:id="rId16vuzy8ibkfheh3qh_tph">
-        <w:r>
-          <w:rPr>
-            <w:rFonts w:ascii="Arial" w:cs="Arial" w:eastAsia="Arial" w:hAnsi="Arial"/>
-            <w:color w:val="1F6B75"/>
-            <w:sz w:val="17"/>
-            <w:szCs w:val="17"/>
-            <w:u w:val="single" w:color="1F6B75"/>
-          </w:rPr>
-          <w:t xml:space="preserve">CC BY-NC 4.0</w:t>
-        </w:r>
-      </w:hyperlink>
-      <w:r>
-        <w:rPr>
-          <w:rFonts w:ascii="Arial" w:cs="Arial" w:eastAsia="Arial" w:hAnsi="Arial"/>
-          <w:sz w:val="17"/>
-          <w:szCs w:val="17"/>
-        </w:rPr>
-        <w:t xml:space="preserve">). To view a copy of this license, visit </w:t>
-      </w:r>
-      <w:hyperlink w:history="1" r:id="rIdubchjugrqw-d4f3quxqws">
-        <w:r>
-          <w:rPr>
-            <w:rFonts w:ascii="Arial" w:cs="Arial" w:eastAsia="Arial" w:hAnsi="Arial"/>
-            <w:color w:val="1F6B75"/>
-            <w:sz w:val="17"/>
-            <w:szCs w:val="17"/>
-            <w:u w:val="single" w:color="1F6B75"/>
-          </w:rPr>
-          <w:t xml:space="preserve">https://creativecommons.org/licenses/by-nc/4.0/</w:t>
-        </w:r>
-      </w:hyperlink>
-      <w:r>
-        <w:rPr>
-          <w:rFonts w:ascii="Arial" w:cs="Arial" w:eastAsia="Arial" w:hAnsi="Arial"/>
-          <w:sz w:val="17"/>
-          <w:szCs w:val="17"/>
-        </w:rPr>
-        <w:t xml:space="preserve">. You are free to copy, redistribute, and adapt this material in any medium or format, provided appropriate credit is given and the material is not used for commercial purposes. KICD learning outcomes and curriculum designations reproduced here for alignment purposes remain the property of KICD and are not covered by this license. Linked external resources (e.g. CK-12, Khan Academy, PhET) are subject to their own licenses.</w:t>
       </w:r>
     </w:p>
     <w:p>
@@ -2077,6 +1906,185 @@
         </w:tc>
       </w:tr>
     </w:tbl>
+    <w:p>
+      <w:pPr>
+        <w:spacing w:after="120"/>
+      </w:pPr>
+      <w:r>
+        <w:t xml:space="preserve"/>
+      </w:r>
+    </w:p>
+    <w:p>
+      <w:pPr>
+        <w:spacing w:after="80" w:before="120"/>
+      </w:pPr>
+      <w:r>
+        <w:rPr>
+          <w:rFonts w:ascii="Arial" w:cs="Arial" w:eastAsia="Arial" w:hAnsi="Arial"/>
+          <w:b/>
+          <w:bCs/>
+          <w:color w:val="1F3864"/>
+          <w:sz w:val="20"/>
+          <w:szCs w:val="20"/>
+        </w:rPr>
+        <w:t xml:space="preserve">ATTRIBUTION AND LICENSING</w:t>
+      </w:r>
+    </w:p>
+    <w:p>
+      <w:pPr>
+        <w:spacing w:after="60" w:before="0"/>
+      </w:pPr>
+      <w:r>
+        <w:rPr>
+          <w:rFonts w:ascii="Arial" w:cs="Arial" w:eastAsia="Arial" w:hAnsi="Arial"/>
+          <w:b/>
+          <w:bCs/>
+          <w:sz w:val="17"/>
+          <w:szCs w:val="17"/>
+        </w:rPr>
+        <w:t xml:space="preserve">Curriculum Alignment: </w:t>
+      </w:r>
+      <w:r>
+        <w:rPr>
+          <w:rFonts w:ascii="Arial" w:cs="Arial" w:eastAsia="Arial" w:hAnsi="Arial"/>
+          <w:sz w:val="17"/>
+          <w:szCs w:val="17"/>
+        </w:rPr>
+        <w:t xml:space="preserve">Structured in pedagogical alignment with the competence-based curriculum format and learning outcomes established by the Kenya Institute of Curriculum Development (KICD). This material is independently developed and is not officially endorsed or published by KICD.</w:t>
+      </w:r>
+    </w:p>
+    <w:p>
+      <w:pPr>
+        <w:spacing w:after="60" w:before="0"/>
+      </w:pPr>
+      <w:r>
+        <w:rPr>
+          <w:rFonts w:ascii="Arial" w:cs="Arial" w:eastAsia="Arial" w:hAnsi="Arial"/>
+          <w:b/>
+          <w:bCs/>
+          <w:sz w:val="17"/>
+          <w:szCs w:val="17"/>
+        </w:rPr>
+        <w:t xml:space="preserve">Content &amp; Pedagogy: </w:t>
+      </w:r>
+      <w:r>
+        <w:rPr>
+          <w:rFonts w:ascii="Arial" w:cs="Arial" w:eastAsia="Arial" w:hAnsi="Arial"/>
+          <w:sz w:val="17"/>
+          <w:szCs w:val="17"/>
+        </w:rPr>
+        <w:t xml:space="preserve">Developed and adapted by the educator team at SeaVuria (registered 501(c)(3) in the United States and registered NGO in Kenya, No. 872-850A-BF11), who designed the pedagogical framework, lesson templates and exemplar lessons on which this material is based.</w:t>
+      </w:r>
+    </w:p>
+    <w:p>
+      <w:pPr>
+        <w:spacing w:after="60" w:before="0"/>
+      </w:pPr>
+      <w:r>
+        <w:rPr>
+          <w:rFonts w:ascii="Arial" w:cs="Arial" w:eastAsia="Arial" w:hAnsi="Arial"/>
+          <w:b/>
+          <w:bCs/>
+          <w:sz w:val="17"/>
+          <w:szCs w:val="17"/>
+        </w:rPr>
+        <w:t xml:space="preserve">Production &amp; Layout: </w:t>
+      </w:r>
+      <w:r>
+        <w:rPr>
+          <w:rFonts w:ascii="Arial" w:cs="Arial" w:eastAsia="Arial" w:hAnsi="Arial"/>
+          <w:sz w:val="17"/>
+          <w:szCs w:val="17"/>
+        </w:rPr>
+        <w:t xml:space="preserve">Educational design and curriculum sequencing by SeaVuria. Technical layout, structural formatting, and digital optimization/implementation executed in partnership with ARES Education (registered 501(c)(3) in the United States and Canada (as Afretech Aid) and registered NGO in Kenya), with lesson drafting and compilation assisted by AI (Claude, Anthropic).</w:t>
+      </w:r>
+    </w:p>
+    <w:p>
+      <w:pPr>
+        <w:pBdr>
+          <w:bottom w:val="single" w:color="1F3864" w:sz="6" w:space="6"/>
+        </w:pBdr>
+        <w:spacing w:after="60" w:before="0"/>
+      </w:pPr>
+      <w:r>
+        <w:rPr>
+          <w:rFonts w:ascii="Arial" w:cs="Arial" w:eastAsia="Arial" w:hAnsi="Arial"/>
+          <w:b/>
+          <w:bCs/>
+          <w:sz w:val="17"/>
+          <w:szCs w:val="17"/>
+        </w:rPr>
+        <w:t xml:space="preserve">Licensing &amp; Copyright: </w:t>
+      </w:r>
+      <w:r>
+        <w:rPr>
+          <w:rFonts w:ascii="Arial" w:cs="Arial" w:eastAsia="Arial" w:hAnsi="Arial"/>
+          <w:sz w:val="17"/>
+          <w:szCs w:val="17"/>
+        </w:rPr>
+        <w:t xml:space="preserve">© 2026 SeaVuria and ARES. This work is licensed under a </w:t>
+      </w:r>
+      <w:hyperlink w:history="1" r:id="rIdzafa9dlli0nvur8-e2snk">
+        <w:r>
+          <w:rPr>
+            <w:rFonts w:ascii="Arial" w:cs="Arial" w:eastAsia="Arial" w:hAnsi="Arial"/>
+            <w:color w:val="1F6B75"/>
+            <w:sz w:val="17"/>
+            <w:szCs w:val="17"/>
+            <w:u w:val="single" w:color="1F6B75"/>
+          </w:rPr>
+          <w:t xml:space="preserve">Creative Commons Attribution-NonCommercial 4.0 International License</w:t>
+        </w:r>
+      </w:hyperlink>
+      <w:r>
+        <w:rPr>
+          <w:rFonts w:ascii="Arial" w:cs="Arial" w:eastAsia="Arial" w:hAnsi="Arial"/>
+          <w:sz w:val="17"/>
+          <w:szCs w:val="17"/>
+        </w:rPr>
+        <w:t xml:space="preserve"> (</w:t>
+      </w:r>
+      <w:hyperlink w:history="1" r:id="rIdcz0qrxhjjr7rig9jg-xdl">
+        <w:r>
+          <w:rPr>
+            <w:rFonts w:ascii="Arial" w:cs="Arial" w:eastAsia="Arial" w:hAnsi="Arial"/>
+            <w:color w:val="1F6B75"/>
+            <w:sz w:val="17"/>
+            <w:szCs w:val="17"/>
+            <w:u w:val="single" w:color="1F6B75"/>
+          </w:rPr>
+          <w:t xml:space="preserve">CC BY-NC 4.0</w:t>
+        </w:r>
+      </w:hyperlink>
+      <w:r>
+        <w:rPr>
+          <w:rFonts w:ascii="Arial" w:cs="Arial" w:eastAsia="Arial" w:hAnsi="Arial"/>
+          <w:sz w:val="17"/>
+          <w:szCs w:val="17"/>
+        </w:rPr>
+        <w:t xml:space="preserve">). To view a copy of this license, visit </w:t>
+      </w:r>
+      <w:hyperlink w:history="1" r:id="rIddcogohbaiu81t0sldjcrw">
+        <w:r>
+          <w:rPr>
+            <w:rFonts w:ascii="Arial" w:cs="Arial" w:eastAsia="Arial" w:hAnsi="Arial"/>
+            <w:color w:val="1F6B75"/>
+            <w:sz w:val="17"/>
+            <w:szCs w:val="17"/>
+            <w:u w:val="single" w:color="1F6B75"/>
+          </w:rPr>
+          <w:t xml:space="preserve">https://creativecommons.org/licenses/by-nc/4.0/</w:t>
+        </w:r>
+      </w:hyperlink>
+      <w:r>
+        <w:rPr>
+          <w:rFonts w:ascii="Arial" w:cs="Arial" w:eastAsia="Arial" w:hAnsi="Arial"/>
+          <w:sz w:val="17"/>
+          <w:szCs w:val="17"/>
+        </w:rPr>
+        <w:t xml:space="preserve">. You are free to copy, redistribute, and adapt this material in any medium or format, provided appropriate credit is given and the material is not used for commercial purposes. KICD learning outcomes and curriculum designations reproduced here for alignment purposes remain the property of KICD and are not covered by this license. Linked external resources (e.g. CK-12, Khan Academy, PhET) are subject to their own licenses.</w:t>
+      </w:r>
+    </w:p>
     <w:sectPr>
       <w:pgSz w:w="15840" w:h="12240" w:orient="landscape"/>
       <w:pgMar w:top="1080" w:right="1080" w:bottom="1080" w:left="1080" w:header="708" w:footer="708" w:gutter="0"/>

--- a/data/outputs/v2/Maths/SS2.1_Similarity_and_Enlargement/Mathematics_Similarity_and_Enlargement_FinalExplanation.docx
+++ b/data/outputs/v2/Maths/SS2.1_Similarity_and_Enlargement/Mathematics_Similarity_and_Enlargement_FinalExplanation.docx
@@ -422,7 +422,7 @@
                 <w:sz w:val="18"/>
                 <w:szCs w:val="18"/>
               </w:rPr>
-              <w:t xml:space="preserve">This is your Final Explanation document. Use it as a model to write your own complete, well-reasoned answer to the driving question. Read each section carefully, study the exemplar response, then write your own version using evidence from your investigations, experiments, and classwork across the 12 lessons. Your answer should show that you truly understand the mathematics — not just that you can repeat definitions. Write in full sentences and paragraphs. Use diagrams, calculations, and real examples where they strengthen your explanation.</w:t>
+              <w:t xml:space="preserve">Driving question: Why does resizing a passport photo change its size but never its shape, and what is the mathematics that makes this possible? Use the Kimathi Street passport photo story (a 35 mm × 45 mm print and a 105 mm × 135 mm print of the same image) to answer every section. Write in full sentences, show every step of your working, and include units. Use the words from our lessons: linear scale factor (LSF), area scale factor (ASF), volume scale factor (VSF), corresponding sides, corresponding angles and similar. Write your answers in the space under each prompt.</w:t>
             </w:r>
           </w:p>
         </w:tc>
@@ -450,14 +450,12 @@
         <w:tblLayout w:type="fixed"/>
       </w:tblPr>
       <w:tblGrid>
-        <w:gridCol w:w="3000"/>
-        <w:gridCol w:w="10680"/>
+        <w:gridCol w:w="13680"/>
       </w:tblGrid>
       <w:tr>
         <w:tc>
           <w:tcPr>
             <w:tcW w:type="dxa" w:w="13680"/>
-            <w:gridSpan w:val="2"/>
             <w:shd w:fill="1F3864" w:color="auto" w:val="clear"/>
             <w:tcMar>
               <w:top w:type="dxa" w:w="60"/>
@@ -483,7 +481,7 @@
                 <w:sz w:val="22"/>
                 <w:szCs w:val="22"/>
               </w:rPr>
-              <w:t xml:space="preserve">Section 1 — Answer the Driving Question Directly</w:t>
+              <w:t xml:space="preserve">Part 1: Finding the Number that Connects the Two Prints</w:t>
             </w:r>
           </w:p>
         </w:tc>
@@ -491,7 +489,7 @@
       <w:tr>
         <w:tc>
           <w:tcPr>
-            <w:tcW w:type="dxa" w:w="3000"/>
+            <w:tcW w:type="dxa" w:w="13680"/>
             <w:shd w:fill="D9EEF1" w:color="auto" w:val="clear"/>
             <w:tcMar>
               <w:top w:type="dxa" w:w="60"/>
@@ -517,13 +515,94 @@
                 <w:sz w:val="18"/>
                 <w:szCs w:val="18"/>
               </w:rPr>
-              <w:t xml:space="preserve">Start your explanation by answering the driving question head-on. Why does resizing a passport photo change its size but never its shape? Name the mathematical concept that makes this possible and state it clearly in your own words.</w:t>
-            </w:r>
-          </w:p>
-        </w:tc>
-        <w:tc>
-          <w:tcPr>
-            <w:tcW w:type="dxa" w:w="10680"/>
+              <w:t xml:space="preserve">A student in Nairobi has two prints of the same photo made at a studio along Kimathi Street. The small print is 35 mm wide and 45 mm tall. The large print for the school noticeboard is 105 mm wide and 135 mm tall.</w:t>
+            </w:r>
+          </w:p>
+          <w:p>
+            <w:pPr>
+              <w:spacing w:after="40" w:before="0"/>
+              <w:jc w:val="left"/>
+            </w:pPr>
+            <w:r>
+              <w:rPr>
+                <w:rFonts w:ascii="Arial" w:cs="Arial" w:eastAsia="Arial" w:hAnsi="Arial"/>
+                <w:b/>
+                <w:bCs/>
+                <w:i w:val="false"/>
+                <w:iCs w:val="false"/>
+                <w:color w:val="000000"/>
+                <w:sz w:val="18"/>
+                <w:szCs w:val="18"/>
+              </w:rPr>
+              <w:t xml:space="preserve">(a) Calculate the ratio of the large width to the small width, and the ratio of the large height to the small height. Show your working.</w:t>
+            </w:r>
+          </w:p>
+          <w:p>
+            <w:pPr>
+              <w:spacing w:after="40" w:before="0"/>
+              <w:jc w:val="left"/>
+            </w:pPr>
+            <w:r>
+              <w:rPr>
+                <w:rFonts w:ascii="Arial" w:cs="Arial" w:eastAsia="Arial" w:hAnsi="Arial"/>
+                <w:b/>
+                <w:bCs/>
+                <w:i w:val="false"/>
+                <w:iCs w:val="false"/>
+                <w:color w:val="000000"/>
+                <w:sz w:val="18"/>
+                <w:szCs w:val="18"/>
+              </w:rPr>
+              <w:t xml:space="preserve">(b) What do we call this number? Write the formula you used to find it.</w:t>
+            </w:r>
+          </w:p>
+          <w:p>
+            <w:pPr>
+              <w:spacing w:after="40" w:before="0"/>
+              <w:jc w:val="left"/>
+            </w:pPr>
+            <w:r>
+              <w:rPr>
+                <w:rFonts w:ascii="Arial" w:cs="Arial" w:eastAsia="Arial" w:hAnsi="Arial"/>
+                <w:b/>
+                <w:bCs/>
+                <w:i w:val="false"/>
+                <w:iCs w:val="false"/>
+                <w:color w:val="000000"/>
+                <w:sz w:val="18"/>
+                <w:szCs w:val="18"/>
+              </w:rPr>
+              <w:t xml:space="preserve">(c) Is this an enlargement or a reduction? How do you know from the value of the number?</w:t>
+            </w:r>
+          </w:p>
+          <w:p>
+            <w:pPr>
+              <w:spacing w:after="40" w:before="0"/>
+              <w:jc w:val="left"/>
+            </w:pPr>
+            <w:r>
+              <w:rPr>
+                <w:rFonts w:ascii="Arial" w:cs="Arial" w:eastAsia="Arial" w:hAnsi="Arial"/>
+                <w:b/>
+                <w:bCs/>
+                <w:i w:val="false"/>
+                <w:iCs w:val="false"/>
+                <w:color w:val="000000"/>
+                <w:sz w:val="18"/>
+                <w:szCs w:val="18"/>
+              </w:rPr>
+              <w:t xml:space="preserve">(d) The face on the small print has an eye-to-chin distance of 20 mm. Use the number from part (a) to find the eye-to-chin distance on the large print.</w:t>
+            </w:r>
+          </w:p>
+        </w:tc>
+      </w:tr>
+      <w:tr>
+        <w:trPr>
+          <w:trHeight w:val="4200" w:hRule="atLeast"/>
+        </w:trPr>
+        <w:tc>
+          <w:tcPr>
+            <w:tcW w:type="dxa" w:w="13680"/>
             <w:shd w:fill="FFFFFF" w:color="auto" w:val="clear"/>
             <w:tcMar>
               <w:top w:type="dxa" w:w="60"/>
@@ -543,13 +622,13 @@
                 <w:rFonts w:ascii="Arial" w:cs="Arial" w:eastAsia="Arial" w:hAnsi="Arial"/>
                 <w:b w:val="false"/>
                 <w:bCs w:val="false"/>
-                <w:i w:val="false"/>
-                <w:iCs w:val="false"/>
-                <w:color w:val="000000"/>
-                <w:sz w:val="18"/>
-                <w:szCs w:val="18"/>
-              </w:rPr>
-              <w:t xml:space="preserve">Resizing a passport photo changes its size but never its shape because the photographer's software applies a single multiplying number — called the Linear Scale Factor (LSF) — to every length in the original image equally. When every width, every height, and every diagonal is multiplied by exactly the same number, all the proportions in the image stay the same: the ratio of your forehead height to your face width stays identical, every angle in the image stays the same, and the overall outline of the photo keeps the same rectangular shape. The mathematics that makes this possible is the concept of similarity. Two figures are mathematically similar when one is an exact enlargement or reduction of the other — meaning all corresponding angles are equal and all corresponding lengths are in the same ratio. For the Kimathi Street passport studio, the standard print (35 mm × 45 mm) and the noticeboard print (105 mm × 135 mm) are similar rectangles with a linear scale factor of 3, because 105 ÷ 35 = 3 and 135 ÷ 45 = 3. That single number, 3, scaled every length in the image uniformly — and that is why the face looks perfectly natural at both sizes.</w:t>
+                <w:i/>
+                <w:iCs/>
+                <w:color w:val="808080"/>
+                <w:sz w:val="18"/>
+                <w:szCs w:val="18"/>
+              </w:rPr>
+              <w:t xml:space="preserve">Write your answer here:</w:t>
             </w:r>
           </w:p>
         </w:tc>
@@ -577,14 +656,12 @@
         <w:tblLayout w:type="fixed"/>
       </w:tblPr>
       <w:tblGrid>
-        <w:gridCol w:w="3000"/>
-        <w:gridCol w:w="10680"/>
+        <w:gridCol w:w="13680"/>
       </w:tblGrid>
       <w:tr>
         <w:tc>
           <w:tcPr>
             <w:tcW w:type="dxa" w:w="13680"/>
-            <w:gridSpan w:val="2"/>
             <w:shd w:fill="1F3864" w:color="auto" w:val="clear"/>
             <w:tcMar>
               <w:top w:type="dxa" w:w="60"/>
@@ -610,7 +687,7 @@
                 <w:sz w:val="22"/>
                 <w:szCs w:val="22"/>
               </w:rPr>
-              <w:t xml:space="preserve">Section 2 — Explain the Conditions for Similarity</w:t>
+              <w:t xml:space="preserve">Part 2: Why the Shape Is Kept, and Why a Distorted Photo Is Not Similar</w:t>
             </w:r>
           </w:p>
         </w:tc>
@@ -618,7 +695,7 @@
       <w:tr>
         <w:tc>
           <w:tcPr>
-            <w:tcW w:type="dxa" w:w="3000"/>
+            <w:tcW w:type="dxa" w:w="13680"/>
             <w:shd w:fill="D9EEF1" w:color="auto" w:val="clear"/>
             <w:tcMar>
               <w:top w:type="dxa" w:w="60"/>
@@ -644,13 +721,94 @@
                 <w:sz w:val="18"/>
                 <w:szCs w:val="18"/>
               </w:rPr>
-              <w:t xml:space="preserve">Explain what must be true for two figures to be mathematically similar. What are the two conditions? Why must BOTH conditions be satisfied? Use the passport photo and at least one other Kenyan example to illustrate your answer. Explain also what goes wrong when only one condition is met — why does the face look distorted when only the width is changed?</w:t>
-            </w:r>
-          </w:p>
-        </w:tc>
-        <w:tc>
-          <w:tcPr>
-            <w:tcW w:type="dxa" w:w="10680"/>
+              <w:t xml:space="preserve">The photographer accidentally makes a third print by tripling the width of the small photo but leaving the height at 45 mm. The face looks squashed and unrecognisable.</w:t>
+            </w:r>
+          </w:p>
+          <w:p>
+            <w:pPr>
+              <w:spacing w:after="40" w:before="0"/>
+              <w:jc w:val="left"/>
+            </w:pPr>
+            <w:r>
+              <w:rPr>
+                <w:rFonts w:ascii="Arial" w:cs="Arial" w:eastAsia="Arial" w:hAnsi="Arial"/>
+                <w:b/>
+                <w:bCs/>
+                <w:i w:val="false"/>
+                <w:iCs w:val="false"/>
+                <w:color w:val="000000"/>
+                <w:sz w:val="18"/>
+                <w:szCs w:val="18"/>
+              </w:rPr>
+              <w:t xml:space="preserve">(a) Write the width and height of the distorted print and calculate the ratio of new width to old width and the ratio of new height to old height.</w:t>
+            </w:r>
+          </w:p>
+          <w:p>
+            <w:pPr>
+              <w:spacing w:after="40" w:before="0"/>
+              <w:jc w:val="left"/>
+            </w:pPr>
+            <w:r>
+              <w:rPr>
+                <w:rFonts w:ascii="Arial" w:cs="Arial" w:eastAsia="Arial" w:hAnsi="Arial"/>
+                <w:b/>
+                <w:bCs/>
+                <w:i w:val="false"/>
+                <w:iCs w:val="false"/>
+                <w:color w:val="000000"/>
+                <w:sz w:val="18"/>
+                <w:szCs w:val="18"/>
+              </w:rPr>
+              <w:t xml:space="preserve">(b) State the two conditions that must both be true for two figures to be similar.</w:t>
+            </w:r>
+          </w:p>
+          <w:p>
+            <w:pPr>
+              <w:spacing w:after="40" w:before="0"/>
+              <w:jc w:val="left"/>
+            </w:pPr>
+            <w:r>
+              <w:rPr>
+                <w:rFonts w:ascii="Arial" w:cs="Arial" w:eastAsia="Arial" w:hAnsi="Arial"/>
+                <w:b/>
+                <w:bCs/>
+                <w:i w:val="false"/>
+                <w:iCs w:val="false"/>
+                <w:color w:val="000000"/>
+                <w:sz w:val="18"/>
+                <w:szCs w:val="18"/>
+              </w:rPr>
+              <w:t xml:space="preserve">(c) Use your answer to (a) and the conditions in (b) to explain why the distorted print is not similar to the small print, while the 105 mm × 135 mm print is.</w:t>
+            </w:r>
+          </w:p>
+          <w:p>
+            <w:pPr>
+              <w:spacing w:after="40" w:before="0"/>
+              <w:jc w:val="left"/>
+            </w:pPr>
+            <w:r>
+              <w:rPr>
+                <w:rFonts w:ascii="Arial" w:cs="Arial" w:eastAsia="Arial" w:hAnsi="Arial"/>
+                <w:b/>
+                <w:bCs/>
+                <w:i w:val="false"/>
+                <w:iCs w:val="false"/>
+                <w:color w:val="000000"/>
+                <w:sz w:val="18"/>
+                <w:szCs w:val="18"/>
+              </w:rPr>
+              <w:t xml:space="preserve">(d) Explain why similarity is a multiplicative relationship and not an additive one. Give one example from the photos.</w:t>
+            </w:r>
+          </w:p>
+        </w:tc>
+      </w:tr>
+      <w:tr>
+        <w:trPr>
+          <w:trHeight w:val="4200" w:hRule="atLeast"/>
+        </w:trPr>
+        <w:tc>
+          <w:tcPr>
+            <w:tcW w:type="dxa" w:w="13680"/>
             <w:shd w:fill="FFFFFF" w:color="auto" w:val="clear"/>
             <w:tcMar>
               <w:top w:type="dxa" w:w="60"/>
@@ -670,13 +828,13 @@
                 <w:rFonts w:ascii="Arial" w:cs="Arial" w:eastAsia="Arial" w:hAnsi="Arial"/>
                 <w:b w:val="false"/>
                 <w:bCs w:val="false"/>
-                <w:i w:val="false"/>
-                <w:iCs w:val="false"/>
-                <w:color w:val="000000"/>
-                <w:sz w:val="18"/>
-                <w:szCs w:val="18"/>
-              </w:rPr>
-              <w:t xml:space="preserve">For two figures to be mathematically similar, two conditions must both be true at the same time: (1) all corresponding angles must be equal, and (2) all corresponding sides must be in the same ratio — that is, they must all share the same linear scale factor. You need both conditions because satisfying only one is not enough. Consider a square and a rectangle: all their angles are 90°, so condition 1 is met — but their sides are not in the same ratio, so they are NOT similar. Now consider the passport photo distortion: when the photographer accidentally resizes only the width of the 35 mm × 45 mm photo — say, doubling it to 70 mm — but leaves the height at 45 mm, the width scale factor is 70 ÷ 35 = 2 while the height scale factor is 45 ÷ 45 = 1. These scale factors are different, so the sides are no longer in the same ratio. The face is stretched sideways: your cheeks look too wide, your forehead looks too low, and the image becomes unrecognisable. This is a direct, visible consequence of breaking the similarity condition. Another Kenyan example: a maize seed and the fully grown maize cob it produces are NOT mathematically similar, because the cob grows much more in length than in width — the scale factors in different directions are not equal. However, a map of Kenya's Rift Valley drawn at a scale of 1 : 50 000 and the actual landscape it represents ARE similar, because every distance on the map is scaled by exactly the same factor of 50 000 in every direction.</w:t>
+                <w:i/>
+                <w:iCs/>
+                <w:color w:val="808080"/>
+                <w:sz w:val="18"/>
+                <w:szCs w:val="18"/>
+              </w:rPr>
+              <w:t xml:space="preserve">Write your answer here:</w:t>
             </w:r>
           </w:p>
         </w:tc>
@@ -704,14 +862,12 @@
         <w:tblLayout w:type="fixed"/>
       </w:tblPr>
       <w:tblGrid>
-        <w:gridCol w:w="3000"/>
-        <w:gridCol w:w="10680"/>
+        <w:gridCol w:w="13680"/>
       </w:tblGrid>
       <w:tr>
         <w:tc>
           <w:tcPr>
             <w:tcW w:type="dxa" w:w="13680"/>
-            <w:gridSpan w:val="2"/>
             <w:shd w:fill="1F3864" w:color="auto" w:val="clear"/>
             <w:tcMar>
               <w:top w:type="dxa" w:w="60"/>
@@ -737,7 +893,7 @@
                 <w:sz w:val="22"/>
                 <w:szCs w:val="22"/>
               </w:rPr>
-              <w:t xml:space="preserve">Section 3 — The Linear Scale Factor and the Area Scale Factor</w:t>
+              <w:t xml:space="preserve">Part 3: From Lengths to Area and Volume</w:t>
             </w:r>
           </w:p>
         </w:tc>
@@ -745,7 +901,7 @@
       <w:tr>
         <w:tc>
           <w:tcPr>
-            <w:tcW w:type="dxa" w:w="3000"/>
+            <w:tcW w:type="dxa" w:w="13680"/>
             <w:shd w:fill="D9EEF1" w:color="auto" w:val="clear"/>
             <w:tcMar>
               <w:top w:type="dxa" w:w="60"/>
@@ -771,13 +927,75 @@
                 <w:sz w:val="18"/>
                 <w:szCs w:val="18"/>
               </w:rPr>
-              <w:t xml:space="preserve">Explain how the linear scale factor (LSF) and the area scale factor (ASF) are related. Derive or show why the area scale factor is always the square of the linear scale factor. Use the passport photo measurements to calculate both scale factors and verify the relationship with real numbers. Explain what this means practically — for example, how much more paper does the noticeboard print use than the passport print?</w:t>
-            </w:r>
-          </w:p>
-        </w:tc>
-        <w:tc>
-          <w:tcPr>
-            <w:tcW w:type="dxa" w:w="10680"/>
+              <w:t xml:space="preserve">(a) Calculate the area of the small print and the area of the large print in mm². Then find the ratio of the large area to the small area.</w:t>
+            </w:r>
+          </w:p>
+          <w:p>
+            <w:pPr>
+              <w:spacing w:after="40" w:before="0"/>
+              <w:jc w:val="left"/>
+            </w:pPr>
+            <w:r>
+              <w:rPr>
+                <w:rFonts w:ascii="Arial" w:cs="Arial" w:eastAsia="Arial" w:hAnsi="Arial"/>
+                <w:b/>
+                <w:bCs/>
+                <w:i w:val="false"/>
+                <w:iCs w:val="false"/>
+                <w:color w:val="000000"/>
+                <w:sz w:val="18"/>
+                <w:szCs w:val="18"/>
+              </w:rPr>
+              <w:t xml:space="preserve">(b) Using a small rectangle with sides l and w that is enlarged by LSF k, write an algebraic proof showing how the area changes. State the relationship between ASF and LSF.</w:t>
+            </w:r>
+          </w:p>
+          <w:p>
+            <w:pPr>
+              <w:spacing w:after="40" w:before="0"/>
+              <w:jc w:val="left"/>
+            </w:pPr>
+            <w:r>
+              <w:rPr>
+                <w:rFonts w:ascii="Arial" w:cs="Arial" w:eastAsia="Arial" w:hAnsi="Arial"/>
+                <w:b/>
+                <w:bCs/>
+                <w:i w:val="false"/>
+                <w:iCs w:val="false"/>
+                <w:color w:val="000000"/>
+                <w:sz w:val="18"/>
+                <w:szCs w:val="18"/>
+              </w:rPr>
+              <w:t xml:space="preserve">(c) The photo had been a three-dimensional object instead of a flat print, and every length was multiplied by 3. State the relationship between VSF and LSF and calculate the VSF.</w:t>
+            </w:r>
+          </w:p>
+          <w:p>
+            <w:pPr>
+              <w:spacing w:after="40" w:before="0"/>
+              <w:jc w:val="left"/>
+            </w:pPr>
+            <w:r>
+              <w:rPr>
+                <w:rFonts w:ascii="Arial" w:cs="Arial" w:eastAsia="Arial" w:hAnsi="Arial"/>
+                <w:b/>
+                <w:bCs/>
+                <w:i w:val="false"/>
+                <w:iCs w:val="false"/>
+                <w:color w:val="000000"/>
+                <w:sz w:val="18"/>
+                <w:szCs w:val="18"/>
+              </w:rPr>
+              <w:t xml:space="preserve">(d) A student says: 'The large print is 3 times as big, so it uses 3 times as much paper.' Explain what is wrong with this statement.</w:t>
+            </w:r>
+          </w:p>
+        </w:tc>
+      </w:tr>
+      <w:tr>
+        <w:trPr>
+          <w:trHeight w:val="4200" w:hRule="atLeast"/>
+        </w:trPr>
+        <w:tc>
+          <w:tcPr>
+            <w:tcW w:type="dxa" w:w="13680"/>
             <w:shd w:fill="FFFFFF" w:color="auto" w:val="clear"/>
             <w:tcMar>
               <w:top w:type="dxa" w:w="60"/>
@@ -797,13 +1015,13 @@
                 <w:rFonts w:ascii="Arial" w:cs="Arial" w:eastAsia="Arial" w:hAnsi="Arial"/>
                 <w:b w:val="false"/>
                 <w:bCs w:val="false"/>
-                <w:i w:val="false"/>
-                <w:iCs w:val="false"/>
-                <w:color w:val="000000"/>
-                <w:sz w:val="18"/>
-                <w:szCs w:val="18"/>
-              </w:rPr>
-              <w:t xml:space="preserve">The linear scale factor (LSF) is the number you multiply every length by to go from the original figure to the enlarged (or reduced) figure. For the passport studio on Kimathi Street: LSF = 105 ÷ 35 = 3 (you can verify: 135 ÷ 45 = 3 also). The area scale factor (ASF) is the number by which the area is multiplied. Here is why the ASF is always equal to the LSF squared: Area is calculated by multiplying two lengths together (for example, Area = length × width). When you scale a figure by LSF, every length is multiplied by LSF — so the new area is (LSF × original length) × (LSF × original width) = LSF² × (original length × original width) = LSF² × original area. Therefore: ASF = LSF². For the passport photos: LSF = 3, so ASF = 3² = 9. Let us verify with real numbers. Area of standard passport print = 35 × 45 = 1 575 mm². Area of noticeboard print = 105 × 135 = 14 175 mm². Ratio of areas = 14 175 ÷ 1 575 = 9. ✓ This confirms ASF = 9 = 3². Practically, this means the noticeboard print uses exactly 9 times as much photographic paper as the passport print — even though its sides are only 3 times as long. This surprises many people, but it makes sense once you understand that area grows in two dimensions simultaneously. A farmer in Kericho who doubles the length and width of a tea plantation does not double its area — she quadruples it (2² = 4).</w:t>
+                <w:i/>
+                <w:iCs/>
+                <w:color w:val="808080"/>
+                <w:sz w:val="18"/>
+                <w:szCs w:val="18"/>
+              </w:rPr>
+              <w:t xml:space="preserve">Write your answer here:</w:t>
             </w:r>
           </w:p>
         </w:tc>
@@ -831,14 +1049,12 @@
         <w:tblLayout w:type="fixed"/>
       </w:tblPr>
       <w:tblGrid>
-        <w:gridCol w:w="3000"/>
-        <w:gridCol w:w="10680"/>
+        <w:gridCol w:w="13680"/>
       </w:tblGrid>
       <w:tr>
         <w:tc>
           <w:tcPr>
             <w:tcW w:type="dxa" w:w="13680"/>
-            <w:gridSpan w:val="2"/>
             <w:shd w:fill="1F3864" w:color="auto" w:val="clear"/>
             <w:tcMar>
               <w:top w:type="dxa" w:w="60"/>
@@ -864,7 +1080,7 @@
                 <w:sz w:val="22"/>
                 <w:szCs w:val="22"/>
               </w:rPr>
-              <w:t xml:space="preserve">Section 4 — Identifying and Using Similar Figures in Real Life</w:t>
+              <w:t xml:space="preserve">Part 4: Choosing the Correct Scale Factor in Kenyan Problems</w:t>
             </w:r>
           </w:p>
         </w:tc>
@@ -872,7 +1088,7 @@
       <w:tr>
         <w:tc>
           <w:tcPr>
-            <w:tcW w:type="dxa" w:w="3000"/>
+            <w:tcW w:type="dxa" w:w="13680"/>
             <w:shd w:fill="D9EEF1" w:color="auto" w:val="clear"/>
             <w:tcMar>
               <w:top w:type="dxa" w:w="60"/>
@@ -898,13 +1114,94 @@
                 <w:sz w:val="18"/>
                 <w:szCs w:val="18"/>
               </w:rPr>
-              <w:t xml:space="preserve">Describe at least TWO real-life situations — one from the passport photo context and one from a different Kenyan context — where identifying similar figures is useful or necessary. For each situation, explain how you would use the properties of similarity and the linear scale factor to solve a practical problem. Show at least one full worked calculation.</w:t>
-            </w:r>
-          </w:p>
-        </w:tc>
-        <w:tc>
-          <w:tcPr>
-            <w:tcW w:type="dxa" w:w="10680"/>
+              <w:t xml:space="preserve">Before you calculate, state which scale factor (LSF, ASF or VSF) the problem gives you and which one you need.</w:t>
+            </w:r>
+          </w:p>
+          <w:p>
+            <w:pPr>
+              <w:spacing w:after="40" w:before="0"/>
+              <w:jc w:val="left"/>
+            </w:pPr>
+            <w:r>
+              <w:rPr>
+                <w:rFonts w:ascii="Arial" w:cs="Arial" w:eastAsia="Arial" w:hAnsi="Arial"/>
+                <w:b/>
+                <w:bCs/>
+                <w:i w:val="false"/>
+                <w:iCs w:val="false"/>
+                <w:color w:val="000000"/>
+                <w:sz w:val="18"/>
+                <w:szCs w:val="18"/>
+              </w:rPr>
+              <w:t xml:space="preserve">(a) A maize plot in Kericho is represented by a plan. The real plot is similar to the plan, with LSF = 5 from plan to real plot. The plan has an area of 120 m². Find the area of the real plot.</w:t>
+            </w:r>
+          </w:p>
+          <w:p>
+            <w:pPr>
+              <w:spacing w:after="40" w:before="0"/>
+              <w:jc w:val="left"/>
+            </w:pPr>
+            <w:r>
+              <w:rPr>
+                <w:rFonts w:ascii="Arial" w:cs="Arial" w:eastAsia="Arial" w:hAnsi="Arial"/>
+                <w:b/>
+                <w:bCs/>
+                <w:i w:val="false"/>
+                <w:iCs w:val="false"/>
+                <w:color w:val="000000"/>
+                <w:sz w:val="18"/>
+                <w:szCs w:val="18"/>
+              </w:rPr>
+              <w:t xml:space="preserve">(b) A road sign near Nakuru is similar to a model sign. The model sign has an area of 900 cm² and the real sign has an LSF of 4 compared with the model. Find the area of the real sign.</w:t>
+            </w:r>
+          </w:p>
+          <w:p>
+            <w:pPr>
+              <w:spacing w:after="40" w:before="0"/>
+              <w:jc w:val="left"/>
+            </w:pPr>
+            <w:r>
+              <w:rPr>
+                <w:rFonts w:ascii="Arial" w:cs="Arial" w:eastAsia="Arial" w:hAnsi="Arial"/>
+                <w:b/>
+                <w:bCs/>
+                <w:i w:val="false"/>
+                <w:iCs w:val="false"/>
+                <w:color w:val="000000"/>
+                <w:sz w:val="18"/>
+                <w:szCs w:val="18"/>
+              </w:rPr>
+              <w:t xml:space="preserve">(c) A small water tank on a Kericho tea farm holds 40 litres. A similar larger tank has LSF = 3 compared with the small one. Find the capacity of the larger tank.</w:t>
+            </w:r>
+          </w:p>
+          <w:p>
+            <w:pPr>
+              <w:spacing w:after="40" w:before="0"/>
+              <w:jc w:val="left"/>
+            </w:pPr>
+            <w:r>
+              <w:rPr>
+                <w:rFonts w:ascii="Arial" w:cs="Arial" w:eastAsia="Arial" w:hAnsi="Arial"/>
+                <w:b/>
+                <w:bCs/>
+                <w:i w:val="false"/>
+                <w:iCs w:val="false"/>
+                <w:color w:val="000000"/>
+                <w:sz w:val="18"/>
+                <w:szCs w:val="18"/>
+              </w:rPr>
+              <w:t xml:space="preserve">(d) A map of Nairobi to Nakuru uses a scale of 1 : 500 000. The distance between the towns on the map is 18 cm. Find the real distance in kilometres.</w:t>
+            </w:r>
+          </w:p>
+        </w:tc>
+      </w:tr>
+      <w:tr>
+        <w:trPr>
+          <w:trHeight w:val="4200" w:hRule="atLeast"/>
+        </w:trPr>
+        <w:tc>
+          <w:tcPr>
+            <w:tcW w:type="dxa" w:w="13680"/>
             <w:shd w:fill="FFFFFF" w:color="auto" w:val="clear"/>
             <w:tcMar>
               <w:top w:type="dxa" w:w="60"/>
@@ -924,13 +1221,13 @@
                 <w:rFonts w:ascii="Arial" w:cs="Arial" w:eastAsia="Arial" w:hAnsi="Arial"/>
                 <w:b w:val="false"/>
                 <w:bCs w:val="false"/>
-                <w:i w:val="false"/>
-                <w:iCs w:val="false"/>
-                <w:color w:val="000000"/>
-                <w:sz w:val="18"/>
-                <w:szCs w:val="18"/>
-              </w:rPr>
-              <w:t xml:space="preserve">Situation 1 — Passport and ID photos: Passport regulations require that the face occupies a specific fraction of the photo height. If the standard 35 mm × 45 mm print shows a face height of 27 mm, and the studio needs to produce a 70 mm × 90 mm enlargement (LSF = 2), the face height in the enlarged photo must be 27 × 2 = 54 mm. A quality-check officer can verify similarity by confirming that 54 ÷ 27 = 90 ÷ 45 = 70 ÷ 35 = 2. If any of these ratios differ, the photo is distorted and the passport application will be rejected. Situation 2 — Map reading along the Nairobi–Mombasa highway: A geography student is using a road map with a scale of 1 : 1 000 000 (meaning 1 cm on the map represents 1 000 000 cm = 10 km in real life). The student measures the map distance between Nairobi and Voi as 32.6 cm. Using the linear scale factor: Real distance = 32.6 × 1 000 000 cm = 32 600 000 cm = 326 km. The student can also work in reverse: if the real distance from Voi to Mombasa is 160 km = 16 000 000 cm, then the map distance = 16 000 000 ÷ 1 000 000 = 16 cm. Both calculations rely directly on the property of similar figures: map and landscape are similar, with LSF = 1 000 000, so every corresponding length is in the ratio 1 : 1 000 000.</w:t>
+                <w:i/>
+                <w:iCs/>
+                <w:color w:val="808080"/>
+                <w:sz w:val="18"/>
+                <w:szCs w:val="18"/>
+              </w:rPr>
+              <w:t xml:space="preserve">Write your answer here:</w:t>
             </w:r>
           </w:p>
         </w:tc>
@@ -958,14 +1255,12 @@
         <w:tblLayout w:type="fixed"/>
       </w:tblPr>
       <w:tblGrid>
-        <w:gridCol w:w="3000"/>
-        <w:gridCol w:w="10680"/>
+        <w:gridCol w:w="13680"/>
       </w:tblGrid>
       <w:tr>
         <w:tc>
           <w:tcPr>
             <w:tcW w:type="dxa" w:w="13680"/>
-            <w:gridSpan w:val="2"/>
             <w:shd w:fill="1F3864" w:color="auto" w:val="clear"/>
             <w:tcMar>
               <w:top w:type="dxa" w:w="60"/>
@@ -991,7 +1286,7 @@
                 <w:sz w:val="22"/>
                 <w:szCs w:val="22"/>
               </w:rPr>
-              <w:t xml:space="preserve">Section 5 — Reflect on Your Learning Journey</w:t>
+              <w:t xml:space="preserve">Part 5: The Final Explanation</w:t>
             </w:r>
           </w:p>
         </w:tc>
@@ -999,7 +1294,7 @@
       <w:tr>
         <w:tc>
           <w:tcPr>
-            <w:tcW w:type="dxa" w:w="3000"/>
+            <w:tcW w:type="dxa" w:w="13680"/>
             <w:shd w:fill="D9EEF1" w:color="auto" w:val="clear"/>
             <w:tcMar>
               <w:top w:type="dxa" w:w="60"/>
@@ -1025,13 +1320,117 @@
                 <w:sz w:val="18"/>
                 <w:szCs w:val="18"/>
               </w:rPr>
-              <w:t xml:space="preserve">Look back at your prediction from Lesson 1 and compare it to your explanation now. What did you think at the start about why resizing preserves shape? What key idea changed or deepened your thinking the most? What questions do you still have — about similarity, enlargement, or how these ideas extend to 3D solids?</w:t>
-            </w:r>
-          </w:p>
-        </w:tc>
-        <w:tc>
-          <w:tcPr>
-            <w:tcW w:type="dxa" w:w="10680"/>
+              <w:t xml:space="preserve">Write a complete answer to the driving question: Why does resizing a passport photo change its size but never its shape, and what is the mathematics that makes this possible?</w:t>
+            </w:r>
+          </w:p>
+          <w:p>
+            <w:pPr>
+              <w:spacing w:after="40" w:before="0"/>
+              <w:jc w:val="left"/>
+            </w:pPr>
+            <w:r>
+              <w:rPr>
+                <w:rFonts w:ascii="Arial" w:cs="Arial" w:eastAsia="Arial" w:hAnsi="Arial"/>
+                <w:b/>
+                <w:bCs/>
+                <w:i w:val="false"/>
+                <w:iCs w:val="false"/>
+                <w:color w:val="000000"/>
+                <w:sz w:val="18"/>
+                <w:szCs w:val="18"/>
+              </w:rPr>
+              <w:t xml:space="preserve">Your answer must:</w:t>
+            </w:r>
+          </w:p>
+          <w:p>
+            <w:pPr>
+              <w:spacing w:after="30" w:before="0"/>
+              <w:ind w:left="360" w:hanging="180"/>
+              <w:jc w:val="left"/>
+            </w:pPr>
+            <w:r>
+              <w:rPr>
+                <w:rFonts w:ascii="Arial" w:cs="Arial" w:eastAsia="Arial" w:hAnsi="Arial"/>
+                <w:b/>
+                <w:bCs/>
+                <w:i w:val="false"/>
+                <w:iCs w:val="false"/>
+                <w:color w:val="000000"/>
+                <w:sz w:val="18"/>
+                <w:szCs w:val="18"/>
+              </w:rPr>
+              <w:t xml:space="preserve">–  refer to the 35 mm × 45 mm and 105 mm × 135 mm prints and the distorted print;</w:t>
+            </w:r>
+          </w:p>
+          <w:p>
+            <w:pPr>
+              <w:spacing w:after="30" w:before="0"/>
+              <w:ind w:left="360" w:hanging="180"/>
+              <w:jc w:val="left"/>
+            </w:pPr>
+            <w:r>
+              <w:rPr>
+                <w:rFonts w:ascii="Arial" w:cs="Arial" w:eastAsia="Arial" w:hAnsi="Arial"/>
+                <w:b/>
+                <w:bCs/>
+                <w:i w:val="false"/>
+                <w:iCs w:val="false"/>
+                <w:color w:val="000000"/>
+                <w:sz w:val="18"/>
+                <w:szCs w:val="18"/>
+              </w:rPr>
+              <w:t xml:space="preserve">–  explain the role of the LSF, corresponding angles and the ratios of corresponding sides;</w:t>
+            </w:r>
+          </w:p>
+          <w:p>
+            <w:pPr>
+              <w:spacing w:after="30" w:before="0"/>
+              <w:ind w:left="360" w:hanging="180"/>
+              <w:jc w:val="left"/>
+            </w:pPr>
+            <w:r>
+              <w:rPr>
+                <w:rFonts w:ascii="Arial" w:cs="Arial" w:eastAsia="Arial" w:hAnsi="Arial"/>
+                <w:b/>
+                <w:bCs/>
+                <w:i w:val="false"/>
+                <w:iCs w:val="false"/>
+                <w:color w:val="000000"/>
+                <w:sz w:val="18"/>
+                <w:szCs w:val="18"/>
+              </w:rPr>
+              <w:t xml:space="preserve">–  explain what happens to area and to volume;</w:t>
+            </w:r>
+          </w:p>
+          <w:p>
+            <w:pPr>
+              <w:spacing w:after="30" w:before="0"/>
+              <w:ind w:left="360" w:hanging="180"/>
+              <w:jc w:val="left"/>
+            </w:pPr>
+            <w:r>
+              <w:rPr>
+                <w:rFonts w:ascii="Arial" w:cs="Arial" w:eastAsia="Arial" w:hAnsi="Arial"/>
+                <w:b/>
+                <w:bCs/>
+                <w:i w:val="false"/>
+                <w:iCs w:val="false"/>
+                <w:color w:val="000000"/>
+                <w:sz w:val="18"/>
+                <w:szCs w:val="18"/>
+              </w:rPr>
+              <w:t xml:space="preserve">–  explain what the centre of enlargement tells us about how the photo was resized.</w:t>
+            </w:r>
+          </w:p>
+        </w:tc>
+      </w:tr>
+      <w:tr>
+        <w:trPr>
+          <w:trHeight w:val="4200" w:hRule="atLeast"/>
+        </w:trPr>
+        <w:tc>
+          <w:tcPr>
+            <w:tcW w:type="dxa" w:w="13680"/>
             <w:shd w:fill="FFFFFF" w:color="auto" w:val="clear"/>
             <w:tcMar>
               <w:top w:type="dxa" w:w="60"/>
@@ -1051,13 +1450,13 @@
                 <w:rFonts w:ascii="Arial" w:cs="Arial" w:eastAsia="Arial" w:hAnsi="Arial"/>
                 <w:b w:val="false"/>
                 <w:bCs w:val="false"/>
-                <w:i w:val="false"/>
-                <w:iCs w:val="false"/>
-                <w:color w:val="000000"/>
-                <w:sz w:val="18"/>
-                <w:szCs w:val="18"/>
-              </w:rPr>
-              <w:t xml:space="preserve">At the start of this unit, I predicted that resizing a photo preserved its shape simply because 'the computer copies it correctly' — I had no mathematical explanation for why or how this happened. I could see that the noticeboard photo looked the same as the passport photo, but I could not explain what rule the software was following or why changing only one dimension breaks the image. The key idea that most changed my thinking was the Linear Scale Factor — the realisation that a single number can control an entire enlargement by being applied equally to every length. Before this unit, I thought 'making something bigger' was a vague process; now I understand it as a precise, testable mathematical operation. The relationship between the linear scale factor and the area scale factor (ASF = LSF²) also genuinely surprised me. I had assumed that tripling the size of a photo meant using three times as much paper — but it actually uses nine times as much. This has real-world consequences I had never considered, like the cost of printing large posters or the amount of fabric needed to make a larger school uniform. Questions I still have: How does similarity extend to three-dimensional objects? If a sculptor in Kisumu creates a small clay model of a monument and then scales it up, does the volume scale by LSF³? I also wonder: are there situations where only angles are equal but sides are NOT in ratio — and what is that type of figure called? I look forward to exploring volume scale factors and 3D similarity in future lessons.</w:t>
+                <w:i/>
+                <w:iCs/>
+                <w:color w:val="808080"/>
+                <w:sz w:val="18"/>
+                <w:szCs w:val="18"/>
+              </w:rPr>
+              <w:t xml:space="preserve">Write your answer here:</w:t>
             </w:r>
           </w:p>
         </w:tc>
@@ -1284,7 +1683,7 @@
                 <w:sz w:val="18"/>
                 <w:szCs w:val="18"/>
               </w:rPr>
-              <w:t xml:space="preserve">Answering the Driving Question (Conceptual Understanding)</w:t>
+              <w:t xml:space="preserve">Calculating and interpreting the Linear Scale Factor</w:t>
             </w:r>
           </w:p>
         </w:tc>
@@ -1316,7 +1715,7 @@
                 <w:sz w:val="18"/>
                 <w:szCs w:val="18"/>
               </w:rPr>
-              <w:t xml:space="preserve">Gives a precise, complete answer that correctly names similarity and the linear scale factor; clearly explains that uniform scaling of every length preserves all angles and all ratios; uses the passport photo numbers accurately and fluently.</w:t>
+              <w:t xml:space="preserve">Correctly calculates LSF = 3 from both dimensions, writes the formula, identifies enlargement because LSF &gt; 1, and uses it accurately to find unknown lengths, with units and clear working.</w:t>
             </w:r>
           </w:p>
         </w:tc>
@@ -1348,7 +1747,7 @@
                 <w:sz w:val="18"/>
                 <w:szCs w:val="18"/>
               </w:rPr>
-              <w:t xml:space="preserve">Correctly identifies similarity and the linear scale factor; explains that all lengths are scaled equally; uses the passport photo context with mostly accurate numbers.</w:t>
+              <w:t xml:space="preserve">Calculates LSF = 3 and uses it to find a missing length, but the formula, the enlargement reasoning or the units are incomplete.</w:t>
             </w:r>
           </w:p>
         </w:tc>
@@ -1380,7 +1779,7 @@
                 <w:sz w:val="18"/>
                 <w:szCs w:val="18"/>
               </w:rPr>
-              <w:t xml:space="preserve">Mentions similarity or scale factor but explanation is vague or incomplete; may state a correct definition without connecting it to the passport photo phenomenon.</w:t>
+              <w:t xml:space="preserve">Calculates only one ratio or makes arithmetic errors, or cannot link the number to the term Linear Scale Factor or use it to find lengths.</w:t>
             </w:r>
           </w:p>
         </w:tc>
@@ -1414,7 +1813,7 @@
                 <w:sz w:val="18"/>
                 <w:szCs w:val="18"/>
               </w:rPr>
-              <w:t xml:space="preserve">Conditions for Similarity and the Distortion Argument</w:t>
+              <w:t xml:space="preserve">Explaining similarity using the two conditions</w:t>
             </w:r>
           </w:p>
         </w:tc>
@@ -1446,7 +1845,7 @@
                 <w:sz w:val="18"/>
                 <w:szCs w:val="18"/>
               </w:rPr>
-              <w:t xml:space="preserve">States both conditions for similarity precisely (equal angles AND equal ratios of corresponding sides); gives a compelling, mathematically correct explanation of why changing only one dimension causes distortion; uses a second Kenyan example effectively.</w:t>
+              <w:t xml:space="preserve">States both conditions (equal corresponding angles and equal ratios of corresponding sides) and uses the ratios 3 and 1 of the distorted print to justify clearly why it is not similar, including why similarity is multiplicative.</w:t>
             </w:r>
           </w:p>
         </w:tc>
@@ -1478,7 +1877,7 @@
                 <w:sz w:val="18"/>
                 <w:szCs w:val="18"/>
               </w:rPr>
-              <w:t xml:space="preserve">States both conditions correctly; explains why distortion occurs when only one dimension changes; second example is relevant but may lack full mathematical detail.</w:t>
+              <w:t xml:space="preserve">States both conditions and identifies that the distorted print is not similar, but the use of ratio values or the multiplicative idea is thin.</w:t>
             </w:r>
           </w:p>
         </w:tc>
@@ -1510,7 +1909,7 @@
                 <w:sz w:val="18"/>
                 <w:szCs w:val="18"/>
               </w:rPr>
-              <w:t xml:space="preserve">States one condition for similarity or confuses the two conditions; explanation of distortion is present but lacks mathematical reasoning.</w:t>
+              <w:t xml:space="preserve">States only one condition or says the distorted print is not similar without evidence from ratios.</w:t>
             </w:r>
           </w:p>
         </w:tc>
@@ -1544,7 +1943,7 @@
                 <w:sz w:val="18"/>
                 <w:szCs w:val="18"/>
               </w:rPr>
-              <w:t xml:space="preserve">Linear Scale Factor and Area Scale Factor (Mathematical Reasoning)</w:t>
+              <w:t xml:space="preserve">Relating LSF to ASF and VSF</w:t>
             </w:r>
           </w:p>
         </w:tc>
@@ -1576,7 +1975,7 @@
                 <w:sz w:val="18"/>
                 <w:szCs w:val="18"/>
               </w:rPr>
-              <w:t xml:space="preserve">Correctly calculates LSF = 3 and ASF = 9 from the passport photo measurements; derives or clearly shows why ASF = LSF² using algebraic or numerical reasoning; verifies with real area calculations (1 575 mm² and 14 175 mm²); draws a meaningful practical conclusion.</w:t>
+              <w:t xml:space="preserve">Calculates both areas, finds the ratio 9, proves ASF = LSF² algebraically, states VSF = LSF³ = 27, and clearly corrects the 'three times the paper' misconception.</w:t>
             </w:r>
           </w:p>
         </w:tc>
@@ -1608,7 +2007,7 @@
                 <w:sz w:val="18"/>
                 <w:szCs w:val="18"/>
               </w:rPr>
-              <w:t xml:space="preserve">Correctly calculates LSF and ASF; states the relationship ASF = LSF² and verifies it with the passport photo numbers; practical conclusion is present.</w:t>
+              <w:t xml:space="preserve">Gets ASF = 9 and VSF = 27 correctly, but the algebraic proof or the misconception explanation is incomplete.</w:t>
             </w:r>
           </w:p>
         </w:tc>
@@ -1640,7 +2039,7 @@
                 <w:sz w:val="18"/>
                 <w:szCs w:val="18"/>
               </w:rPr>
-              <w:t xml:space="preserve">Calculates LSF correctly but makes errors with ASF; states the relationship ASF = LSF² without verification or with calculation errors.</w:t>
+              <w:t xml:space="preserve">Uses LSF in place of ASF or VSF, or cannot show why the area changes by the square of the LSF.</w:t>
             </w:r>
           </w:p>
         </w:tc>
@@ -1674,7 +2073,7 @@
                 <w:sz w:val="18"/>
                 <w:szCs w:val="18"/>
               </w:rPr>
-              <w:t xml:space="preserve">Application to Real-Life Kenyan Contexts</w:t>
+              <w:t xml:space="preserve">Choosing and applying the correct scale factor in Kenyan contexts</w:t>
             </w:r>
           </w:p>
         </w:tc>
@@ -1706,7 +2105,7 @@
                 <w:sz w:val="18"/>
                 <w:szCs w:val="18"/>
               </w:rPr>
-              <w:t xml:space="preserve">Presents two clearly distinct, Kenyan-relevant situations; in each case correctly identifies the LSF and uses it to solve a practical problem; at least one full worked calculation is shown with correct units and logical steps.</w:t>
+              <w:t xml:space="preserve">Names the scale factor given and needed for each problem, then applies LSF, ASF or VSF correctly with accurate calculations and unit conversions.</w:t>
             </w:r>
           </w:p>
         </w:tc>
@@ -1738,7 +2137,7 @@
                 <w:sz w:val="18"/>
                 <w:szCs w:val="18"/>
               </w:rPr>
-              <w:t xml:space="preserve">Presents two relevant situations; uses LSF correctly in at least one full worked calculation; Kenyan context is clear and appropriate.</w:t>
+              <w:t xml:space="preserve">Chooses the correct scale factor for most problems and calculates correctly, with a small slip in a unit or a missing diagnosis statement.</w:t>
             </w:r>
           </w:p>
         </w:tc>
@@ -1770,7 +2169,7 @@
                 <w:sz w:val="18"/>
                 <w:szCs w:val="18"/>
               </w:rPr>
-              <w:t xml:space="preserve">Presents one situation or two situations without a complete worked calculation; Kenyan context may be weak or generic.</w:t>
+              <w:t xml:space="preserve">Uses the wrong scale factor in several problems, for example multiplying an area by the LSF.</w:t>
             </w:r>
           </w:p>
         </w:tc>
@@ -1804,7 +2203,7 @@
                 <w:sz w:val="18"/>
                 <w:szCs w:val="18"/>
               </w:rPr>
-              <w:t xml:space="preserve">Reflection and Scientific Thinking</w:t>
+              <w:t xml:space="preserve">Final Explanation of the driving question</w:t>
             </w:r>
           </w:p>
         </w:tc>
@@ -1836,7 +2235,7 @@
                 <w:sz w:val="18"/>
                 <w:szCs w:val="18"/>
               </w:rPr>
-              <w:t xml:space="preserve">Clearly contrasts initial prediction with current understanding; identifies a specific key idea that changed thinking and explains WHY it was significant; poses at least one mathematically meaningful new question (e.g., volume scale factor, 3D similarity) that shows forward thinking.</w:t>
+              <w:t xml:space="preserve">Gives a coherent, connected explanation that uses the passport photo data, LSF, both similarity conditions, ASF, VSF and the centre of enlargement, with accurate mathematical vocabulary.</w:t>
             </w:r>
           </w:p>
         </w:tc>
@@ -1868,7 +2267,7 @@
                 <w:sz w:val="18"/>
                 <w:szCs w:val="18"/>
               </w:rPr>
-              <w:t xml:space="preserve">Contrasts initial and final understanding; identifies a key idea that developed across the unit; poses a new question that is relevant to the topic.</w:t>
+              <w:t xml:space="preserve">Explains the role of LSF and the similarity conditions with the photo data, but area, volume or the centre of enlargement is missing or weakly linked.</w:t>
             </w:r>
           </w:p>
         </w:tc>
@@ -1900,7 +2299,7 @@
                 <w:sz w:val="18"/>
                 <w:szCs w:val="18"/>
               </w:rPr>
-              <w:t xml:space="preserve">Reflection is present but vague; does not clearly identify what changed in thinking or new question is trivial or unrelated to the mathematics.</w:t>
+              <w:t xml:space="preserve">Gives a general description of resizing without referring to the LSF, the data or the similarity conditions.</w:t>
             </w:r>
           </w:p>
         </w:tc>
@@ -2024,7 +2423,7 @@
         </w:rPr>
         <w:t xml:space="preserve">© 2026 SeaVuria and ARES. This work is licensed under a </w:t>
       </w:r>
-      <w:hyperlink w:history="1" r:id="rIdzafa9dlli0nvur8-e2snk">
+      <w:hyperlink w:history="1" r:id="rIdi1cugg5c7qflycanau9xp">
         <w:r>
           <w:rPr>
             <w:rFonts w:ascii="Arial" w:cs="Arial" w:eastAsia="Arial" w:hAnsi="Arial"/>
@@ -2044,7 +2443,7 @@
         </w:rPr>
         <w:t xml:space="preserve"> (</w:t>
       </w:r>
-      <w:hyperlink w:history="1" r:id="rIdcz0qrxhjjr7rig9jg-xdl">
+      <w:hyperlink w:history="1" r:id="rIdqmeftfqr-r0gvrfa8mla1">
         <w:r>
           <w:rPr>
             <w:rFonts w:ascii="Arial" w:cs="Arial" w:eastAsia="Arial" w:hAnsi="Arial"/>
@@ -2064,7 +2463,7 @@
         </w:rPr>
         <w:t xml:space="preserve">). To view a copy of this license, visit </w:t>
       </w:r>
-      <w:hyperlink w:history="1" r:id="rIddcogohbaiu81t0sldjcrw">
+      <w:hyperlink w:history="1" r:id="rId1xpmf4gtwitrhfa9mbso3">
         <w:r>
           <w:rPr>
             <w:rFonts w:ascii="Arial" w:cs="Arial" w:eastAsia="Arial" w:hAnsi="Arial"/>

--- a/data/outputs/v2/Maths/SS2.1_Similarity_and_Enlargement/Mathematics_Similarity_and_Enlargement_FinalExplanation.docx
+++ b/data/outputs/v2/Maths/SS2.1_Similarity_and_Enlargement/Mathematics_Similarity_and_Enlargement_FinalExplanation.docx
@@ -2423,7 +2423,7 @@
         </w:rPr>
         <w:t xml:space="preserve">© 2026 SeaVuria and ARES. This work is licensed under a </w:t>
       </w:r>
-      <w:hyperlink w:history="1" r:id="rIdi1cugg5c7qflycanau9xp">
+      <w:hyperlink w:history="1" r:id="rIdg-hvi5fvjgf7tszvvl3qm">
         <w:r>
           <w:rPr>
             <w:rFonts w:ascii="Arial" w:cs="Arial" w:eastAsia="Arial" w:hAnsi="Arial"/>
@@ -2443,7 +2443,7 @@
         </w:rPr>
         <w:t xml:space="preserve"> (</w:t>
       </w:r>
-      <w:hyperlink w:history="1" r:id="rIdqmeftfqr-r0gvrfa8mla1">
+      <w:hyperlink w:history="1" r:id="rIdrqlgk_zidzxfydnekxflx">
         <w:r>
           <w:rPr>
             <w:rFonts w:ascii="Arial" w:cs="Arial" w:eastAsia="Arial" w:hAnsi="Arial"/>
@@ -2463,7 +2463,7 @@
         </w:rPr>
         <w:t xml:space="preserve">). To view a copy of this license, visit </w:t>
       </w:r>
-      <w:hyperlink w:history="1" r:id="rId1xpmf4gtwitrhfa9mbso3">
+      <w:hyperlink w:history="1" r:id="rIdzlfv6rpsuppavsgb7fscj">
         <w:r>
           <w:rPr>
             <w:rFonts w:ascii="Arial" w:cs="Arial" w:eastAsia="Arial" w:hAnsi="Arial"/>

--- a/data/outputs/v2/Maths/SS2.1_Similarity_and_Enlargement/Mathematics_Similarity_and_Enlargement_FinalExplanation.docx
+++ b/data/outputs/v2/Maths/SS2.1_Similarity_and_Enlargement/Mathematics_Similarity_and_Enlargement_FinalExplanation.docx
@@ -2423,7 +2423,7 @@
         </w:rPr>
         <w:t xml:space="preserve">© 2026 SeaVuria and ARES. This work is licensed under a </w:t>
       </w:r>
-      <w:hyperlink w:history="1" r:id="rIdg-hvi5fvjgf7tszvvl3qm">
+      <w:hyperlink w:history="1" r:id="rIdtx5k6zvaxc94bfa3-mprg">
         <w:r>
           <w:rPr>
             <w:rFonts w:ascii="Arial" w:cs="Arial" w:eastAsia="Arial" w:hAnsi="Arial"/>
@@ -2443,7 +2443,7 @@
         </w:rPr>
         <w:t xml:space="preserve"> (</w:t>
       </w:r>
-      <w:hyperlink w:history="1" r:id="rIdrqlgk_zidzxfydnekxflx">
+      <w:hyperlink w:history="1" r:id="rId1yybjruyean9mn31jyj2x">
         <w:r>
           <w:rPr>
             <w:rFonts w:ascii="Arial" w:cs="Arial" w:eastAsia="Arial" w:hAnsi="Arial"/>
@@ -2463,7 +2463,7 @@
         </w:rPr>
         <w:t xml:space="preserve">). To view a copy of this license, visit </w:t>
       </w:r>
-      <w:hyperlink w:history="1" r:id="rIdzlfv6rpsuppavsgb7fscj">
+      <w:hyperlink w:history="1" r:id="rIdyzczftztm5zxbxc4arvsw">
         <w:r>
           <w:rPr>
             <w:rFonts w:ascii="Arial" w:cs="Arial" w:eastAsia="Arial" w:hAnsi="Arial"/>

--- a/data/outputs/v2/Maths/SS2.1_Similarity_and_Enlargement/Mathematics_Similarity_and_Enlargement_FinalExplanation.docx
+++ b/data/outputs/v2/Maths/SS2.1_Similarity_and_Enlargement/Mathematics_Similarity_and_Enlargement_FinalExplanation.docx
@@ -95,7 +95,7 @@
                 <w:sz w:val="22"/>
                 <w:szCs w:val="22"/>
               </w:rPr>
-              <w:t xml:space="preserve">FINAL EXPLANATION: MATHEMATICS | GRADE 10 | SUB-STRAND 2.1: SIMILARITY AND ENLARGEMENT</w:t>
+              <w:t xml:space="preserve">FINAL EXPLANATION: MATHEMATICS GRADE 10 | SUB-STRAND 2.1: SIMILARITY AND ENLARGEMENT</w:t>
             </w:r>
           </w:p>
         </w:tc>
@@ -422,7 +422,7 @@
                 <w:sz w:val="18"/>
                 <w:szCs w:val="18"/>
               </w:rPr>
-              <w:t xml:space="preserve">Driving question: Why does resizing a passport photo change its size but never its shape, and what is the mathematics that makes this possible? Use the Kimathi Street passport photo story (a 35 mm × 45 mm print and a 105 mm × 135 mm print of the same image) to answer every section. Write in full sentences, show every step of your working, and include units. Use the words from our lessons: linear scale factor (LSF), area scale factor (ASF), volume scale factor (VSF), corresponding sides, corresponding angles and similar. Write your answers in the space under each prompt.</w:t>
+              <w:t xml:space="preserve">Driving question: How can a passport photo be made bigger or smaller without changing its shape, and how do its length, area and cost change when we do so? Achieng is a Grade 10 student in Kisumu. She needs passport photos for KCSE registration and a school ID. Mr Otieno, the photographer, prints her photo as stamp size S (3 cm x 4 cm, KES 30), postcard size P (6 cm x 8 cm, KES 120) and large size L (9 cm x 12 cm). Mr Otieno charges KES 2.50 per cm2 of paper. Use the data and the ideas from our 12 lessons to answer each question in the space under it. Show your working, write units (cm, cm2, cm3, KES, L), and use the words object, image, similar, LSF, ASF and VSF correctly. Write in full sentences when you are asked to explain.</w:t>
             </w:r>
           </w:p>
         </w:tc>
@@ -481,7 +481,7 @@
                 <w:sz w:val="22"/>
                 <w:szCs w:val="22"/>
               </w:rPr>
-              <w:t xml:space="preserve">Part 1: Finding the Number that Connects the Two Prints</w:t>
+              <w:t xml:space="preserve">Part 1: Same shape, different size</w:t>
             </w:r>
           </w:p>
         </w:tc>
@@ -515,83 +515,7 @@
                 <w:sz w:val="18"/>
                 <w:szCs w:val="18"/>
               </w:rPr>
-              <w:t xml:space="preserve">A student in Nairobi has two prints of the same photo made at a studio along Kimathi Street. The small print is 35 mm wide and 45 mm tall. The large print for the school noticeboard is 105 mm wide and 135 mm tall.</w:t>
-            </w:r>
-          </w:p>
-          <w:p>
-            <w:pPr>
-              <w:spacing w:after="40" w:before="0"/>
-              <w:jc w:val="left"/>
-            </w:pPr>
-            <w:r>
-              <w:rPr>
-                <w:rFonts w:ascii="Arial" w:cs="Arial" w:eastAsia="Arial" w:hAnsi="Arial"/>
-                <w:b/>
-                <w:bCs/>
-                <w:i w:val="false"/>
-                <w:iCs w:val="false"/>
-                <w:color w:val="000000"/>
-                <w:sz w:val="18"/>
-                <w:szCs w:val="18"/>
-              </w:rPr>
-              <w:t xml:space="preserve">(a) Calculate the ratio of the large width to the small width, and the ratio of the large height to the small height. Show your working.</w:t>
-            </w:r>
-          </w:p>
-          <w:p>
-            <w:pPr>
-              <w:spacing w:after="40" w:before="0"/>
-              <w:jc w:val="left"/>
-            </w:pPr>
-            <w:r>
-              <w:rPr>
-                <w:rFonts w:ascii="Arial" w:cs="Arial" w:eastAsia="Arial" w:hAnsi="Arial"/>
-                <w:b/>
-                <w:bCs/>
-                <w:i w:val="false"/>
-                <w:iCs w:val="false"/>
-                <w:color w:val="000000"/>
-                <w:sz w:val="18"/>
-                <w:szCs w:val="18"/>
-              </w:rPr>
-              <w:t xml:space="preserve">(b) What do we call this number? Write the formula you used to find it.</w:t>
-            </w:r>
-          </w:p>
-          <w:p>
-            <w:pPr>
-              <w:spacing w:after="40" w:before="0"/>
-              <w:jc w:val="left"/>
-            </w:pPr>
-            <w:r>
-              <w:rPr>
-                <w:rFonts w:ascii="Arial" w:cs="Arial" w:eastAsia="Arial" w:hAnsi="Arial"/>
-                <w:b/>
-                <w:bCs/>
-                <w:i w:val="false"/>
-                <w:iCs w:val="false"/>
-                <w:color w:val="000000"/>
-                <w:sz w:val="18"/>
-                <w:szCs w:val="18"/>
-              </w:rPr>
-              <w:t xml:space="preserve">(c) Is this an enlargement or a reduction? How do you know from the value of the number?</w:t>
-            </w:r>
-          </w:p>
-          <w:p>
-            <w:pPr>
-              <w:spacing w:after="40" w:before="0"/>
-              <w:jc w:val="left"/>
-            </w:pPr>
-            <w:r>
-              <w:rPr>
-                <w:rFonts w:ascii="Arial" w:cs="Arial" w:eastAsia="Arial" w:hAnsi="Arial"/>
-                <w:b/>
-                <w:bCs/>
-                <w:i w:val="false"/>
-                <w:iCs w:val="false"/>
-                <w:color w:val="000000"/>
-                <w:sz w:val="18"/>
-                <w:szCs w:val="18"/>
-              </w:rPr>
-              <w:t xml:space="preserve">(d) The face on the small print has an eye-to-chin distance of 20 mm. Use the number from part (a) to find the eye-to-chin distance on the large print.</w:t>
+              <w:t xml:space="preserve">Print S is 3 cm x 4 cm with a diagonal of 5 cm. Print P is 6 cm x 8 cm with a diagonal of 10 cm. Mr Otieno also made a photo that is 6 cm x 4 cm by doubling only the width of S. (a) Using numbers, test whether P is similar to S. (b) Test whether the 6 cm x 4 cm photo is similar to S. (c) Explain in your own words what 'similar' means, and why Achieng's photo can be printed in different sizes without looking stretched.</w:t>
             </w:r>
           </w:p>
         </w:tc>
@@ -687,7 +611,7 @@
                 <w:sz w:val="22"/>
                 <w:szCs w:val="22"/>
               </w:rPr>
-              <w:t xml:space="preserve">Part 2: Why the Shape Is Kept, and Why a Distorted Photo Is Not Similar</w:t>
+              <w:t xml:space="preserve">Part 2: The linear scale factor</w:t>
             </w:r>
           </w:p>
         </w:tc>
@@ -721,83 +645,7 @@
                 <w:sz w:val="18"/>
                 <w:szCs w:val="18"/>
               </w:rPr>
-              <w:t xml:space="preserve">The photographer accidentally makes a third print by tripling the width of the small photo but leaving the height at 45 mm. The face looks squashed and unrecognisable.</w:t>
-            </w:r>
-          </w:p>
-          <w:p>
-            <w:pPr>
-              <w:spacing w:after="40" w:before="0"/>
-              <w:jc w:val="left"/>
-            </w:pPr>
-            <w:r>
-              <w:rPr>
-                <w:rFonts w:ascii="Arial" w:cs="Arial" w:eastAsia="Arial" w:hAnsi="Arial"/>
-                <w:b/>
-                <w:bCs/>
-                <w:i w:val="false"/>
-                <w:iCs w:val="false"/>
-                <w:color w:val="000000"/>
-                <w:sz w:val="18"/>
-                <w:szCs w:val="18"/>
-              </w:rPr>
-              <w:t xml:space="preserve">(a) Write the width and height of the distorted print and calculate the ratio of new width to old width and the ratio of new height to old height.</w:t>
-            </w:r>
-          </w:p>
-          <w:p>
-            <w:pPr>
-              <w:spacing w:after="40" w:before="0"/>
-              <w:jc w:val="left"/>
-            </w:pPr>
-            <w:r>
-              <w:rPr>
-                <w:rFonts w:ascii="Arial" w:cs="Arial" w:eastAsia="Arial" w:hAnsi="Arial"/>
-                <w:b/>
-                <w:bCs/>
-                <w:i w:val="false"/>
-                <w:iCs w:val="false"/>
-                <w:color w:val="000000"/>
-                <w:sz w:val="18"/>
-                <w:szCs w:val="18"/>
-              </w:rPr>
-              <w:t xml:space="preserve">(b) State the two conditions that must both be true for two figures to be similar.</w:t>
-            </w:r>
-          </w:p>
-          <w:p>
-            <w:pPr>
-              <w:spacing w:after="40" w:before="0"/>
-              <w:jc w:val="left"/>
-            </w:pPr>
-            <w:r>
-              <w:rPr>
-                <w:rFonts w:ascii="Arial" w:cs="Arial" w:eastAsia="Arial" w:hAnsi="Arial"/>
-                <w:b/>
-                <w:bCs/>
-                <w:i w:val="false"/>
-                <w:iCs w:val="false"/>
-                <w:color w:val="000000"/>
-                <w:sz w:val="18"/>
-                <w:szCs w:val="18"/>
-              </w:rPr>
-              <w:t xml:space="preserve">(c) Use your answer to (a) and the conditions in (b) to explain why the distorted print is not similar to the small print, while the 105 mm × 135 mm print is.</w:t>
-            </w:r>
-          </w:p>
-          <w:p>
-            <w:pPr>
-              <w:spacing w:after="40" w:before="0"/>
-              <w:jc w:val="left"/>
-            </w:pPr>
-            <w:r>
-              <w:rPr>
-                <w:rFonts w:ascii="Arial" w:cs="Arial" w:eastAsia="Arial" w:hAnsi="Arial"/>
-                <w:b/>
-                <w:bCs/>
-                <w:i w:val="false"/>
-                <w:iCs w:val="false"/>
-                <w:color w:val="000000"/>
-                <w:sz w:val="18"/>
-                <w:szCs w:val="18"/>
-              </w:rPr>
-              <w:t xml:space="preserve">(d) Explain why similarity is a multiplicative relationship and not an additive one. Give one example from the photos.</w:t>
+              <w:t xml:space="preserve">(a) Treat S as the object and P as the image. Write the formula for the linear scale factor k and use it to find k for S to P using the width, the height and the diagonal. (b) Find k for S to L. (c) Mr Otieno wants to turn P back into S. Find k for P to S and say whether this is an enlargement or a reduction. (d) Achieng's friend says, 'Mr Otieno made P by adding 3 cm to each side of S.' Is she right? Explain using the lengths of S and P.</w:t>
             </w:r>
           </w:p>
         </w:tc>
@@ -893,7 +741,7 @@
                 <w:sz w:val="22"/>
                 <w:szCs w:val="22"/>
               </w:rPr>
-              <w:t xml:space="preserve">Part 3: From Lengths to Area and Volume</w:t>
+              <w:t xml:space="preserve">Part 3: Area and cost</w:t>
             </w:r>
           </w:p>
         </w:tc>
@@ -927,64 +775,7 @@
                 <w:sz w:val="18"/>
                 <w:szCs w:val="18"/>
               </w:rPr>
-              <w:t xml:space="preserve">(a) Calculate the area of the small print and the area of the large print in mm². Then find the ratio of the large area to the small area.</w:t>
-            </w:r>
-          </w:p>
-          <w:p>
-            <w:pPr>
-              <w:spacing w:after="40" w:before="0"/>
-              <w:jc w:val="left"/>
-            </w:pPr>
-            <w:r>
-              <w:rPr>
-                <w:rFonts w:ascii="Arial" w:cs="Arial" w:eastAsia="Arial" w:hAnsi="Arial"/>
-                <w:b/>
-                <w:bCs/>
-                <w:i w:val="false"/>
-                <w:iCs w:val="false"/>
-                <w:color w:val="000000"/>
-                <w:sz w:val="18"/>
-                <w:szCs w:val="18"/>
-              </w:rPr>
-              <w:t xml:space="preserve">(b) Using a small rectangle with sides l and w that is enlarged by LSF k, write an algebraic proof showing how the area changes. State the relationship between ASF and LSF.</w:t>
-            </w:r>
-          </w:p>
-          <w:p>
-            <w:pPr>
-              <w:spacing w:after="40" w:before="0"/>
-              <w:jc w:val="left"/>
-            </w:pPr>
-            <w:r>
-              <w:rPr>
-                <w:rFonts w:ascii="Arial" w:cs="Arial" w:eastAsia="Arial" w:hAnsi="Arial"/>
-                <w:b/>
-                <w:bCs/>
-                <w:i w:val="false"/>
-                <w:iCs w:val="false"/>
-                <w:color w:val="000000"/>
-                <w:sz w:val="18"/>
-                <w:szCs w:val="18"/>
-              </w:rPr>
-              <w:t xml:space="preserve">(c) The photo had been a three-dimensional object instead of a flat print, and every length was multiplied by 3. State the relationship between VSF and LSF and calculate the VSF.</w:t>
-            </w:r>
-          </w:p>
-          <w:p>
-            <w:pPr>
-              <w:spacing w:after="40" w:before="0"/>
-              <w:jc w:val="left"/>
-            </w:pPr>
-            <w:r>
-              <w:rPr>
-                <w:rFonts w:ascii="Arial" w:cs="Arial" w:eastAsia="Arial" w:hAnsi="Arial"/>
-                <w:b/>
-                <w:bCs/>
-                <w:i w:val="false"/>
-                <w:iCs w:val="false"/>
-                <w:color w:val="000000"/>
-                <w:sz w:val="18"/>
-                <w:szCs w:val="18"/>
-              </w:rPr>
-              <w:t xml:space="preserve">(d) A student says: 'The large print is 3 times as big, so it uses 3 times as much paper.' Explain what is wrong with this statement.</w:t>
+              <w:t xml:space="preserve">(a) Find the area of S, P and L in cm2. (b) Find the cost of each print at KES 2.50 per cm2. (c) Compare P with S. By how many times are the lengths multiplied, the area multiplied and the cost multiplied? (d) Explain why the price of P is KES 120 and not KES 60. (e) Without measuring, use k = 3 to predict the cost of L compared with S and check it with your answer to (b).</w:t>
             </w:r>
           </w:p>
         </w:tc>
@@ -1080,7 +871,7 @@
                 <w:sz w:val="22"/>
                 <w:szCs w:val="22"/>
               </w:rPr>
-              <w:t xml:space="preserve">Part 4: Choosing the Correct Scale Factor in Kenyan Problems</w:t>
+              <w:t xml:space="preserve">Part 4: Beyond photos</w:t>
             </w:r>
           </w:p>
         </w:tc>
@@ -1114,83 +905,7 @@
                 <w:sz w:val="18"/>
                 <w:szCs w:val="18"/>
               </w:rPr>
-              <w:t xml:space="preserve">Before you calculate, state which scale factor (LSF, ASF or VSF) the problem gives you and which one you need.</w:t>
-            </w:r>
-          </w:p>
-          <w:p>
-            <w:pPr>
-              <w:spacing w:after="40" w:before="0"/>
-              <w:jc w:val="left"/>
-            </w:pPr>
-            <w:r>
-              <w:rPr>
-                <w:rFonts w:ascii="Arial" w:cs="Arial" w:eastAsia="Arial" w:hAnsi="Arial"/>
-                <w:b/>
-                <w:bCs/>
-                <w:i w:val="false"/>
-                <w:iCs w:val="false"/>
-                <w:color w:val="000000"/>
-                <w:sz w:val="18"/>
-                <w:szCs w:val="18"/>
-              </w:rPr>
-              <w:t xml:space="preserve">(a) A maize plot in Kericho is represented by a plan. The real plot is similar to the plan, with LSF = 5 from plan to real plot. The plan has an area of 120 m². Find the area of the real plot.</w:t>
-            </w:r>
-          </w:p>
-          <w:p>
-            <w:pPr>
-              <w:spacing w:after="40" w:before="0"/>
-              <w:jc w:val="left"/>
-            </w:pPr>
-            <w:r>
-              <w:rPr>
-                <w:rFonts w:ascii="Arial" w:cs="Arial" w:eastAsia="Arial" w:hAnsi="Arial"/>
-                <w:b/>
-                <w:bCs/>
-                <w:i w:val="false"/>
-                <w:iCs w:val="false"/>
-                <w:color w:val="000000"/>
-                <w:sz w:val="18"/>
-                <w:szCs w:val="18"/>
-              </w:rPr>
-              <w:t xml:space="preserve">(b) A road sign near Nakuru is similar to a model sign. The model sign has an area of 900 cm² and the real sign has an LSF of 4 compared with the model. Find the area of the real sign.</w:t>
-            </w:r>
-          </w:p>
-          <w:p>
-            <w:pPr>
-              <w:spacing w:after="40" w:before="0"/>
-              <w:jc w:val="left"/>
-            </w:pPr>
-            <w:r>
-              <w:rPr>
-                <w:rFonts w:ascii="Arial" w:cs="Arial" w:eastAsia="Arial" w:hAnsi="Arial"/>
-                <w:b/>
-                <w:bCs/>
-                <w:i w:val="false"/>
-                <w:iCs w:val="false"/>
-                <w:color w:val="000000"/>
-                <w:sz w:val="18"/>
-                <w:szCs w:val="18"/>
-              </w:rPr>
-              <w:t xml:space="preserve">(c) A small water tank on a Kericho tea farm holds 40 litres. A similar larger tank has LSF = 3 compared with the small one. Find the capacity of the larger tank.</w:t>
-            </w:r>
-          </w:p>
-          <w:p>
-            <w:pPr>
-              <w:spacing w:after="40" w:before="0"/>
-              <w:jc w:val="left"/>
-            </w:pPr>
-            <w:r>
-              <w:rPr>
-                <w:rFonts w:ascii="Arial" w:cs="Arial" w:eastAsia="Arial" w:hAnsi="Arial"/>
-                <w:b/>
-                <w:bCs/>
-                <w:i w:val="false"/>
-                <w:iCs w:val="false"/>
-                <w:color w:val="000000"/>
-                <w:sz w:val="18"/>
-                <w:szCs w:val="18"/>
-              </w:rPr>
-              <w:t xml:space="preserve">(d) A map of Nairobi to Nakuru uses a scale of 1 : 500 000. The distance between the towns on the map is 18 cm. Find the real distance in kilometres.</w:t>
+              <w:t xml:space="preserve">(a) A small jerrycan holds 5 L. A similar larger jerrycan has every length twice as big (LSF 2). How much does it hold? Show how you worked it out. (b) A cube has side 2 cm. Find the volume of a similar cube with LSF 3. (c) On a map with scale 1:5,000,000, the road from Nairobi to Mombasa measures 8.8 cm. Find the real distance in km. (d) A classroom plan is drawn to scale 1:50 and measures 16 cm x 12 cm. The real room is 8 m x 6 m. Floor tiles cost KES 800 per m2. Find the cost of tiling the floor. (e) Copy and complete: when every length is multiplied by k, the length is multiplied by ___, the area by ___ and the volume by ___. State when this rule works.</w:t>
             </w:r>
           </w:p>
         </w:tc>
@@ -1286,7 +1001,7 @@
                 <w:sz w:val="22"/>
                 <w:szCs w:val="22"/>
               </w:rPr>
-              <w:t xml:space="preserve">Part 5: The Final Explanation</w:t>
+              <w:t xml:space="preserve">Part 5: Putting the whole explanation together</w:t>
             </w:r>
           </w:p>
         </w:tc>
@@ -1320,106 +1035,7 @@
                 <w:sz w:val="18"/>
                 <w:szCs w:val="18"/>
               </w:rPr>
-              <w:t xml:space="preserve">Write a complete answer to the driving question: Why does resizing a passport photo change its size but never its shape, and what is the mathematics that makes this possible?</w:t>
-            </w:r>
-          </w:p>
-          <w:p>
-            <w:pPr>
-              <w:spacing w:after="40" w:before="0"/>
-              <w:jc w:val="left"/>
-            </w:pPr>
-            <w:r>
-              <w:rPr>
-                <w:rFonts w:ascii="Arial" w:cs="Arial" w:eastAsia="Arial" w:hAnsi="Arial"/>
-                <w:b/>
-                <w:bCs/>
-                <w:i w:val="false"/>
-                <w:iCs w:val="false"/>
-                <w:color w:val="000000"/>
-                <w:sz w:val="18"/>
-                <w:szCs w:val="18"/>
-              </w:rPr>
-              <w:t xml:space="preserve">Your answer must:</w:t>
-            </w:r>
-          </w:p>
-          <w:p>
-            <w:pPr>
-              <w:spacing w:after="30" w:before="0"/>
-              <w:ind w:left="360" w:hanging="180"/>
-              <w:jc w:val="left"/>
-            </w:pPr>
-            <w:r>
-              <w:rPr>
-                <w:rFonts w:ascii="Arial" w:cs="Arial" w:eastAsia="Arial" w:hAnsi="Arial"/>
-                <w:b/>
-                <w:bCs/>
-                <w:i w:val="false"/>
-                <w:iCs w:val="false"/>
-                <w:color w:val="000000"/>
-                <w:sz w:val="18"/>
-                <w:szCs w:val="18"/>
-              </w:rPr>
-              <w:t xml:space="preserve">–  refer to the 35 mm × 45 mm and 105 mm × 135 mm prints and the distorted print;</w:t>
-            </w:r>
-          </w:p>
-          <w:p>
-            <w:pPr>
-              <w:spacing w:after="30" w:before="0"/>
-              <w:ind w:left="360" w:hanging="180"/>
-              <w:jc w:val="left"/>
-            </w:pPr>
-            <w:r>
-              <w:rPr>
-                <w:rFonts w:ascii="Arial" w:cs="Arial" w:eastAsia="Arial" w:hAnsi="Arial"/>
-                <w:b/>
-                <w:bCs/>
-                <w:i w:val="false"/>
-                <w:iCs w:val="false"/>
-                <w:color w:val="000000"/>
-                <w:sz w:val="18"/>
-                <w:szCs w:val="18"/>
-              </w:rPr>
-              <w:t xml:space="preserve">–  explain the role of the LSF, corresponding angles and the ratios of corresponding sides;</w:t>
-            </w:r>
-          </w:p>
-          <w:p>
-            <w:pPr>
-              <w:spacing w:after="30" w:before="0"/>
-              <w:ind w:left="360" w:hanging="180"/>
-              <w:jc w:val="left"/>
-            </w:pPr>
-            <w:r>
-              <w:rPr>
-                <w:rFonts w:ascii="Arial" w:cs="Arial" w:eastAsia="Arial" w:hAnsi="Arial"/>
-                <w:b/>
-                <w:bCs/>
-                <w:i w:val="false"/>
-                <w:iCs w:val="false"/>
-                <w:color w:val="000000"/>
-                <w:sz w:val="18"/>
-                <w:szCs w:val="18"/>
-              </w:rPr>
-              <w:t xml:space="preserve">–  explain what happens to area and to volume;</w:t>
-            </w:r>
-          </w:p>
-          <w:p>
-            <w:pPr>
-              <w:spacing w:after="30" w:before="0"/>
-              <w:ind w:left="360" w:hanging="180"/>
-              <w:jc w:val="left"/>
-            </w:pPr>
-            <w:r>
-              <w:rPr>
-                <w:rFonts w:ascii="Arial" w:cs="Arial" w:eastAsia="Arial" w:hAnsi="Arial"/>
-                <w:b/>
-                <w:bCs/>
-                <w:i w:val="false"/>
-                <w:iCs w:val="false"/>
-                <w:color w:val="000000"/>
-                <w:sz w:val="18"/>
-                <w:szCs w:val="18"/>
-              </w:rPr>
-              <w:t xml:space="preserve">–  explain what the centre of enlargement tells us about how the photo was resized.</w:t>
+              <w:t xml:space="preserve">Answer the driving question: How can a passport photo be made bigger or smaller without changing its shape, and how do its length, area and cost change when we do so? Write a clear explanation for a classmate who missed the lessons. Use Achieng's prints S, P and L, the 6 cm x 4 cm photo, and the jerrycan or another example. Include (a) the rule for keeping the shape, (b) how length, area and cost change, with numbers, and (c) what goes wrong if only the width is doubled.</w:t>
             </w:r>
           </w:p>
         </w:tc>
@@ -1683,7 +1299,7 @@
                 <w:sz w:val="18"/>
                 <w:szCs w:val="18"/>
               </w:rPr>
-              <w:t xml:space="preserve">Calculating and interpreting the Linear Scale Factor</w:t>
+              <w:t xml:space="preserve">Testing and explaining similarity</w:t>
             </w:r>
           </w:p>
         </w:tc>
@@ -1715,7 +1331,7 @@
                 <w:sz w:val="18"/>
                 <w:szCs w:val="18"/>
               </w:rPr>
-              <w:t xml:space="preserve">Correctly calculates LSF = 3 from both dimensions, writes the formula, identifies enlargement because LSF &gt; 1, and uses it accurately to find unknown lengths, with units and clear working.</w:t>
+              <w:t xml:space="preserve">Checks both equal angles and the same ratio of all corresponding sides with correct numbers, and correctly shows the 6 x 4 photo fails because the ratios are 2 and 1. Explains similar versus congruent accurately.</w:t>
             </w:r>
           </w:p>
         </w:tc>
@@ -1747,7 +1363,7 @@
                 <w:sz w:val="18"/>
                 <w:szCs w:val="18"/>
               </w:rPr>
-              <w:t xml:space="preserve">Calculates LSF = 3 and uses it to find a missing length, but the formula, the enlargement reasoning or the units are incomplete.</w:t>
+              <w:t xml:space="preserve">Checks angles and ratios with mostly correct numbers and identifies the distorted photo as not similar, but the explanation of similar is incomplete.</w:t>
             </w:r>
           </w:p>
         </w:tc>
@@ -1779,7 +1395,7 @@
                 <w:sz w:val="18"/>
                 <w:szCs w:val="18"/>
               </w:rPr>
-              <w:t xml:space="preserve">Calculates only one ratio or makes arithmetic errors, or cannot link the number to the term Linear Scale Factor or use it to find lengths.</w:t>
+              <w:t xml:space="preserve">Uses only looks or one ratio to decide, or does not identify why the 6 x 4 photo is not similar.</w:t>
             </w:r>
           </w:p>
         </w:tc>
@@ -1813,7 +1429,7 @@
                 <w:sz w:val="18"/>
                 <w:szCs w:val="18"/>
               </w:rPr>
-              <w:t xml:space="preserve">Explaining similarity using the two conditions</w:t>
+              <w:t xml:space="preserve">Linear scale factor calculations</w:t>
             </w:r>
           </w:p>
         </w:tc>
@@ -1845,7 +1461,7 @@
                 <w:sz w:val="18"/>
                 <w:szCs w:val="18"/>
               </w:rPr>
-              <w:t xml:space="preserve">States both conditions (equal corresponding angles and equal ratios of corresponding sides) and uses the ratios 3 and 1 of the distorted print to justify clearly why it is not similar, including why similarity is multiplicative.</w:t>
+              <w:t xml:space="preserve">Uses k = image/object with corresponding sides and the same units to get k = 2, 3 and 1/2 correctly, classifies the reduction, and explains that multiplying (not adding) keeps the shape.</w:t>
             </w:r>
           </w:p>
         </w:tc>
@@ -1877,7 +1493,7 @@
                 <w:sz w:val="18"/>
                 <w:szCs w:val="18"/>
               </w:rPr>
-              <w:t xml:space="preserve">States both conditions and identifies that the distorted print is not similar, but the use of ratio values or the multiplicative idea is thin.</w:t>
+              <w:t xml:space="preserve">Calculates most scale factors correctly but gives a weak explanation of multiplying versus adding or of the reduction.</w:t>
             </w:r>
           </w:p>
         </w:tc>
@@ -1909,7 +1525,7 @@
                 <w:sz w:val="18"/>
                 <w:szCs w:val="18"/>
               </w:rPr>
-              <w:t xml:space="preserve">States only one condition or says the distorted print is not similar without evidence from ratios.</w:t>
+              <w:t xml:space="preserve">Confuses object and image, inverts the ratio, or uses addition to find the new lengths.</w:t>
             </w:r>
           </w:p>
         </w:tc>
@@ -1943,7 +1559,7 @@
                 <w:sz w:val="18"/>
                 <w:szCs w:val="18"/>
               </w:rPr>
-              <w:t xml:space="preserve">Relating LSF to ASF and VSF</w:t>
+              <w:t xml:space="preserve">Area, volume and cost reasoning</w:t>
             </w:r>
           </w:p>
         </w:tc>
@@ -1975,7 +1591,7 @@
                 <w:sz w:val="18"/>
                 <w:szCs w:val="18"/>
               </w:rPr>
-              <w:t xml:space="preserve">Calculates both areas, finds the ratio 9, proves ASF = LSF² algebraically, states VSF = LSF³ = 27, and clearly corrects the 'three times the paper' misconception.</w:t>
+              <w:t xml:space="preserve">Correctly finds the areas 12, 48 and 108 cm2 and the costs KES 30, 120 and 270, and links ASF = k^2 and VSF = k^3 to the cost and the jerrycan, explaining that cost follows area.</w:t>
             </w:r>
           </w:p>
         </w:tc>
@@ -2007,7 +1623,7 @@
                 <w:sz w:val="18"/>
                 <w:szCs w:val="18"/>
               </w:rPr>
-              <w:t xml:space="preserve">Gets ASF = 9 and VSF = 27 correctly, but the algebraic proof or the misconception explanation is incomplete.</w:t>
+              <w:t xml:space="preserve">Finds the areas and costs correctly and states k^2 and k^3, but the link between cost and area or the volume reasoning is thin.</w:t>
             </w:r>
           </w:p>
         </w:tc>
@@ -2039,7 +1655,7 @@
                 <w:sz w:val="18"/>
                 <w:szCs w:val="18"/>
               </w:rPr>
-              <w:t xml:space="preserve">Uses LSF in place of ASF or VSF, or cannot show why the area changes by the square of the LSF.</w:t>
+              <w:t xml:space="preserve">Says the cost or area simply doubles, or does not use k^2 or k^3.</w:t>
             </w:r>
           </w:p>
         </w:tc>
@@ -2073,7 +1689,7 @@
                 <w:sz w:val="18"/>
                 <w:szCs w:val="18"/>
               </w:rPr>
-              <w:t xml:space="preserve">Choosing and applying the correct scale factor in Kenyan contexts</w:t>
+              <w:t xml:space="preserve">Applying scale to real contexts</w:t>
             </w:r>
           </w:p>
         </w:tc>
@@ -2105,7 +1721,7 @@
                 <w:sz w:val="18"/>
                 <w:szCs w:val="18"/>
               </w:rPr>
-              <w:t xml:space="preserve">Names the scale factor given and needed for each problem, then applies LSF, ASF or VSF correctly with accurate calculations and unit conversions.</w:t>
+              <w:t xml:space="preserve">Converts the map scale and the scale drawing correctly (440 km, 48 m2, KES 38,400) with correct units and shows the use of n for length and n^2 for area.</w:t>
             </w:r>
           </w:p>
         </w:tc>
@@ -2137,7 +1753,7 @@
                 <w:sz w:val="18"/>
                 <w:szCs w:val="18"/>
               </w:rPr>
-              <w:t xml:space="preserve">Chooses the correct scale factor for most problems and calculates correctly, with a small slip in a unit or a missing diagnosis statement.</w:t>
+              <w:t xml:space="preserve">Gets most conversions correct but makes a unit or working slip, or does not show the use of n^2.</w:t>
             </w:r>
           </w:p>
         </w:tc>
@@ -2169,7 +1785,7 @@
                 <w:sz w:val="18"/>
                 <w:szCs w:val="18"/>
               </w:rPr>
-              <w:t xml:space="preserve">Uses the wrong scale factor in several problems, for example multiplying an area by the LSF.</w:t>
+              <w:t xml:space="preserve">Does not convert units correctly or does not apply the scale to length and area.</w:t>
             </w:r>
           </w:p>
         </w:tc>
@@ -2203,7 +1819,7 @@
                 <w:sz w:val="18"/>
                 <w:szCs w:val="18"/>
               </w:rPr>
-              <w:t xml:space="preserve">Final Explanation of the driving question</w:t>
+              <w:t xml:space="preserve">Final explanation and scientific language</w:t>
             </w:r>
           </w:p>
         </w:tc>
@@ -2235,7 +1851,7 @@
                 <w:sz w:val="18"/>
                 <w:szCs w:val="18"/>
               </w:rPr>
-              <w:t xml:space="preserve">Gives a coherent, connected explanation that uses the passport photo data, LSF, both similarity conditions, ASF, VSF and the centre of enlargement, with accurate mathematical vocabulary.</w:t>
+              <w:t xml:space="preserve">Gives a connected, complete answer to the driving question using object, image, similar, LSF, ASF, VSF and Achieng's data, and addresses the stretched photo.</w:t>
             </w:r>
           </w:p>
         </w:tc>
@@ -2267,7 +1883,7 @@
                 <w:sz w:val="18"/>
                 <w:szCs w:val="18"/>
               </w:rPr>
-              <w:t xml:space="preserve">Explains the role of LSF and the similarity conditions with the photo data, but area, volume or the centre of enlargement is missing or weakly linked.</w:t>
+              <w:t xml:space="preserve">Answers the driving question with mostly correct terms and data but misses one link, for example the stretched photo or the cost.</w:t>
             </w:r>
           </w:p>
         </w:tc>
@@ -2299,7 +1915,7 @@
                 <w:sz w:val="18"/>
                 <w:szCs w:val="18"/>
               </w:rPr>
-              <w:t xml:space="preserve">Gives a general description of resizing without referring to the LSF, the data or the similarity conditions.</w:t>
+              <w:t xml:space="preserve">Gives a list of facts without connecting length, area and cost or without using the key terms.</w:t>
             </w:r>
           </w:p>
         </w:tc>
@@ -2423,7 +2039,7 @@
         </w:rPr>
         <w:t xml:space="preserve">© 2026 SeaVuria and ARES. This work is licensed under a </w:t>
       </w:r>
-      <w:hyperlink w:history="1" r:id="rIdtx5k6zvaxc94bfa3-mprg">
+      <w:hyperlink w:history="1" r:id="rIdrofnfn2eer17eglugtxnd">
         <w:r>
           <w:rPr>
             <w:rFonts w:ascii="Arial" w:cs="Arial" w:eastAsia="Arial" w:hAnsi="Arial"/>
@@ -2443,7 +2059,7 @@
         </w:rPr>
         <w:t xml:space="preserve"> (</w:t>
       </w:r>
-      <w:hyperlink w:history="1" r:id="rId1yybjruyean9mn31jyj2x">
+      <w:hyperlink w:history="1" r:id="rIdvmvasvu37anrqqhas8o5t">
         <w:r>
           <w:rPr>
             <w:rFonts w:ascii="Arial" w:cs="Arial" w:eastAsia="Arial" w:hAnsi="Arial"/>
@@ -2463,7 +2079,7 @@
         </w:rPr>
         <w:t xml:space="preserve">). To view a copy of this license, visit </w:t>
       </w:r>
-      <w:hyperlink w:history="1" r:id="rIdyzczftztm5zxbxc4arvsw">
+      <w:hyperlink w:history="1" r:id="rIdph16oxmijdp6xxierlkkm">
         <w:r>
           <w:rPr>
             <w:rFonts w:ascii="Arial" w:cs="Arial" w:eastAsia="Arial" w:hAnsi="Arial"/>

--- a/data/outputs/v2/Maths/SS2.1_Similarity_and_Enlargement/Mathematics_Similarity_and_Enlargement_FinalExplanation.docx
+++ b/data/outputs/v2/Maths/SS2.1_Similarity_and_Enlargement/Mathematics_Similarity_and_Enlargement_FinalExplanation.docx
@@ -95,7 +95,7 @@
                 <w:sz w:val="22"/>
                 <w:szCs w:val="22"/>
               </w:rPr>
-              <w:t xml:space="preserve">FINAL EXPLANATION: MATHEMATICS GRADE 10 | SUB-STRAND 2.1: SIMILARITY AND ENLARGEMENT</w:t>
+              <w:t xml:space="preserve">FINAL EXPLANATION: MATHEMATICS GRADE 10 | SUB-STRAND 2.1: SIMILARITY AND ENLARGEMENT | FINAL EXPLANATION</w:t>
             </w:r>
           </w:p>
         </w:tc>
@@ -422,7 +422,7 @@
                 <w:sz w:val="18"/>
                 <w:szCs w:val="18"/>
               </w:rPr>
-              <w:t xml:space="preserve">Driving question: How can a passport photo be made bigger or smaller without changing its shape, and how do its length, area and cost change when we do so? Achieng is a Grade 10 student in Kisumu. She needs passport photos for KCSE registration and a school ID. Mr Otieno, the photographer, prints her photo as stamp size S (3 cm x 4 cm, KES 30), postcard size P (6 cm x 8 cm, KES 120) and large size L (9 cm x 12 cm). Mr Otieno charges KES 2.50 per cm2 of paper. Use the data and the ideas from our 12 lessons to answer each question in the space under it. Show your working, write units (cm, cm2, cm3, KES, L), and use the words object, image, similar, LSF, ASF and VSF correctly. Write in full sentences when you are asked to explain.</w:t>
+              <w:t xml:space="preserve">Driving question: How can a full-size photograph of a person be resized to fit a small passport photo box without distortion? Remember Wanjiru Atieno of Nyalenda Secondary School, Kisumu, and her four prints from Mr Otieno at Lakeview Photo Studio: the original 14 cm × 18 cm, the passport photo 3.5 cm × 4.5 cm, the prize-giving poster 70 cm × 90 cm, and the 4.5 cm × 4.5 cm trial print made by changing only the width. Answer each section in the space under it. Use your own measurements and calculations from Lessons 1 to 12. Write the claim first, then evidence (numbers), then reasoning (why the numbers matter). Use k for the linear scale factor, k = image length ÷ object length, and always say which print is the object and which is the image. Write width first, then height. Show your working and include units.</w:t>
             </w:r>
           </w:p>
         </w:tc>
@@ -481,7 +481,7 @@
                 <w:sz w:val="22"/>
                 <w:szCs w:val="22"/>
               </w:rPr>
-              <w:t xml:space="preserve">Part 1: Same shape, different size</w:t>
+              <w:t xml:space="preserve">Section 1: Claim and evidence from the ratios and angles</w:t>
             </w:r>
           </w:p>
         </w:tc>
@@ -515,7 +515,772 @@
                 <w:sz w:val="18"/>
                 <w:szCs w:val="18"/>
               </w:rPr>
-              <w:t xml:space="preserve">Print S is 3 cm x 4 cm with a diagonal of 5 cm. Print P is 6 cm x 8 cm with a diagonal of 10 cm. Mr Otieno also made a photo that is 6 cm x 4 cm by doubling only the width of S. (a) Using numbers, test whether P is similar to S. (b) Test whether the 6 cm x 4 cm photo is similar to S. (c) Explain in your own words what 'similar' means, and why Achieng's photo can be printed in different sizes without looking stretched.</w:t>
+              <w:t xml:space="preserve">Use the table below, which comes from your measurements of the four prints.</w:t>
+            </w:r>
+          </w:p>
+          <w:p>
+            <w:pPr>
+              <w:spacing w:after="40" w:before="0"/>
+              <w:jc w:val="left"/>
+            </w:pPr>
+            <w:r>
+              <w:rPr>
+                <w:rFonts w:ascii="Arial" w:cs="Arial" w:eastAsia="Arial" w:hAnsi="Arial"/>
+                <w:b/>
+                <w:bCs/>
+                <w:i w:val="false"/>
+                <w:iCs w:val="false"/>
+                <w:color w:val="000000"/>
+                <w:sz w:val="18"/>
+                <w:szCs w:val="18"/>
+              </w:rPr>
+              <w:t xml:space="preserve"/>
+            </w:r>
+          </w:p>
+          <w:tbl>
+            <w:tblPr>
+              <w:tblW w:type="dxa" w:w="13320"/>
+              <w:tblBorders>
+                <w:top w:val="single" w:color="AAAAAA" w:sz="4"/>
+                <w:left w:val="single" w:color="AAAAAA" w:sz="4"/>
+                <w:bottom w:val="single" w:color="AAAAAA" w:sz="4"/>
+                <w:right w:val="single" w:color="AAAAAA" w:sz="4"/>
+                <w:insideH w:val="single" w:color="auto" w:sz="4"/>
+                <w:insideV w:val="single" w:color="auto" w:sz="4"/>
+              </w:tblBorders>
+              <w:tblLayout w:type="fixed"/>
+            </w:tblPr>
+            <w:tblGrid>
+              <w:gridCol w:w="3330"/>
+              <w:gridCol w:w="3330"/>
+              <w:gridCol w:w="3330"/>
+              <w:gridCol w:w="3330"/>
+            </w:tblGrid>
+            <w:tr>
+              <w:tc>
+                <w:tcPr>
+                  <w:tcW w:type="dxa" w:w="3330"/>
+                  <w:shd w:fill="D5E8F0" w:color="auto" w:val="clear"/>
+                  <w:tcMar>
+                    <w:top w:type="dxa" w:w="60"/>
+                    <w:left w:type="dxa" w:w="120"/>
+                    <w:bottom w:type="dxa" w:w="60"/>
+                    <w:right w:type="dxa" w:w="120"/>
+                  </w:tcMar>
+                  <w:vAlign w:val="top"/>
+                </w:tcPr>
+                <w:p>
+                  <w:pPr>
+                    <w:spacing w:after="40" w:before="0"/>
+                    <w:jc w:val="left"/>
+                  </w:pPr>
+                  <w:r>
+                    <w:rPr>
+                      <w:rFonts w:ascii="Arial" w:cs="Arial" w:eastAsia="Arial" w:hAnsi="Arial"/>
+                      <w:b/>
+                      <w:bCs/>
+                      <w:i w:val="false"/>
+                      <w:iCs w:val="false"/>
+                      <w:color w:val="000000"/>
+                      <w:sz w:val="18"/>
+                      <w:szCs w:val="18"/>
+                    </w:rPr>
+                    <w:t xml:space="preserve">Print</w:t>
+                  </w:r>
+                </w:p>
+              </w:tc>
+              <w:tc>
+                <w:tcPr>
+                  <w:tcW w:type="dxa" w:w="3330"/>
+                  <w:shd w:fill="D5E8F0" w:color="auto" w:val="clear"/>
+                  <w:tcMar>
+                    <w:top w:type="dxa" w:w="60"/>
+                    <w:left w:type="dxa" w:w="120"/>
+                    <w:bottom w:type="dxa" w:w="60"/>
+                    <w:right w:type="dxa" w:w="120"/>
+                  </w:tcMar>
+                  <w:vAlign w:val="top"/>
+                </w:tcPr>
+                <w:p>
+                  <w:pPr>
+                    <w:spacing w:after="40" w:before="0"/>
+                    <w:jc w:val="left"/>
+                  </w:pPr>
+                  <w:r>
+                    <w:rPr>
+                      <w:rFonts w:ascii="Arial" w:cs="Arial" w:eastAsia="Arial" w:hAnsi="Arial"/>
+                      <w:b/>
+                      <w:bCs/>
+                      <w:i w:val="false"/>
+                      <w:iCs w:val="false"/>
+                      <w:color w:val="000000"/>
+                      <w:sz w:val="18"/>
+                      <w:szCs w:val="18"/>
+                    </w:rPr>
+                    <w:t xml:space="preserve">Width × height (cm)</w:t>
+                  </w:r>
+                </w:p>
+              </w:tc>
+              <w:tc>
+                <w:tcPr>
+                  <w:tcW w:type="dxa" w:w="3330"/>
+                  <w:shd w:fill="D5E8F0" w:color="auto" w:val="clear"/>
+                  <w:tcMar>
+                    <w:top w:type="dxa" w:w="60"/>
+                    <w:left w:type="dxa" w:w="120"/>
+                    <w:bottom w:type="dxa" w:w="60"/>
+                    <w:right w:type="dxa" w:w="120"/>
+                  </w:tcMar>
+                  <w:vAlign w:val="top"/>
+                </w:tcPr>
+                <w:p>
+                  <w:pPr>
+                    <w:spacing w:after="40" w:before="0"/>
+                    <w:jc w:val="left"/>
+                  </w:pPr>
+                  <w:r>
+                    <w:rPr>
+                      <w:rFonts w:ascii="Arial" w:cs="Arial" w:eastAsia="Arial" w:hAnsi="Arial"/>
+                      <w:b/>
+                      <w:bCs/>
+                      <w:i w:val="false"/>
+                      <w:iCs w:val="false"/>
+                      <w:color w:val="000000"/>
+                      <w:sz w:val="18"/>
+                      <w:szCs w:val="18"/>
+                    </w:rPr>
+                    <w:t xml:space="preserve">Width : height</w:t>
+                  </w:r>
+                </w:p>
+              </w:tc>
+              <w:tc>
+                <w:tcPr>
+                  <w:tcW w:type="dxa" w:w="3330"/>
+                  <w:shd w:fill="D5E8F0" w:color="auto" w:val="clear"/>
+                  <w:tcMar>
+                    <w:top w:type="dxa" w:w="60"/>
+                    <w:left w:type="dxa" w:w="120"/>
+                    <w:bottom w:type="dxa" w:w="60"/>
+                    <w:right w:type="dxa" w:w="120"/>
+                  </w:tcMar>
+                  <w:vAlign w:val="top"/>
+                </w:tcPr>
+                <w:p>
+                  <w:pPr>
+                    <w:spacing w:after="40" w:before="0"/>
+                    <w:jc w:val="left"/>
+                  </w:pPr>
+                  <w:r>
+                    <w:rPr>
+                      <w:rFonts w:ascii="Arial" w:cs="Arial" w:eastAsia="Arial" w:hAnsi="Arial"/>
+                      <w:b/>
+                      <w:bCs/>
+                      <w:i w:val="false"/>
+                      <w:iCs w:val="false"/>
+                      <w:color w:val="000000"/>
+                      <w:sz w:val="18"/>
+                      <w:szCs w:val="18"/>
+                    </w:rPr>
+                    <w:t xml:space="preserve">Chin angle</w:t>
+                  </w:r>
+                </w:p>
+              </w:tc>
+            </w:tr>
+            <w:tr>
+              <w:tc>
+                <w:tcPr>
+                  <w:tcW w:type="dxa" w:w="3330"/>
+                  <w:shd w:fill="FFFFFF" w:color="auto" w:val="clear"/>
+                  <w:tcMar>
+                    <w:top w:type="dxa" w:w="60"/>
+                    <w:left w:type="dxa" w:w="120"/>
+                    <w:bottom w:type="dxa" w:w="60"/>
+                    <w:right w:type="dxa" w:w="120"/>
+                  </w:tcMar>
+                  <w:vAlign w:val="top"/>
+                </w:tcPr>
+                <w:p>
+                  <w:pPr>
+                    <w:spacing w:after="40" w:before="0"/>
+                    <w:jc w:val="left"/>
+                  </w:pPr>
+                  <w:r>
+                    <w:rPr>
+                      <w:rFonts w:ascii="Arial" w:cs="Arial" w:eastAsia="Arial" w:hAnsi="Arial"/>
+                      <w:b w:val="false"/>
+                      <w:bCs w:val="false"/>
+                      <w:i w:val="false"/>
+                      <w:iCs w:val="false"/>
+                      <w:color w:val="000000"/>
+                      <w:sz w:val="18"/>
+                      <w:szCs w:val="18"/>
+                    </w:rPr>
+                    <w:t xml:space="preserve">Original</w:t>
+                  </w:r>
+                </w:p>
+              </w:tc>
+              <w:tc>
+                <w:tcPr>
+                  <w:tcW w:type="dxa" w:w="3330"/>
+                  <w:shd w:fill="FFFFFF" w:color="auto" w:val="clear"/>
+                  <w:tcMar>
+                    <w:top w:type="dxa" w:w="60"/>
+                    <w:left w:type="dxa" w:w="120"/>
+                    <w:bottom w:type="dxa" w:w="60"/>
+                    <w:right w:type="dxa" w:w="120"/>
+                  </w:tcMar>
+                  <w:vAlign w:val="top"/>
+                </w:tcPr>
+                <w:p>
+                  <w:pPr>
+                    <w:spacing w:after="40" w:before="0"/>
+                    <w:jc w:val="left"/>
+                  </w:pPr>
+                  <w:r>
+                    <w:rPr>
+                      <w:rFonts w:ascii="Arial" w:cs="Arial" w:eastAsia="Arial" w:hAnsi="Arial"/>
+                      <w:b w:val="false"/>
+                      <w:bCs w:val="false"/>
+                      <w:i w:val="false"/>
+                      <w:iCs w:val="false"/>
+                      <w:color w:val="000000"/>
+                      <w:sz w:val="18"/>
+                      <w:szCs w:val="18"/>
+                    </w:rPr>
+                    <w:t xml:space="preserve">14 × 18</w:t>
+                  </w:r>
+                </w:p>
+              </w:tc>
+              <w:tc>
+                <w:tcPr>
+                  <w:tcW w:type="dxa" w:w="3330"/>
+                  <w:shd w:fill="FFFFFF" w:color="auto" w:val="clear"/>
+                  <w:tcMar>
+                    <w:top w:type="dxa" w:w="60"/>
+                    <w:left w:type="dxa" w:w="120"/>
+                    <w:bottom w:type="dxa" w:w="60"/>
+                    <w:right w:type="dxa" w:w="120"/>
+                  </w:tcMar>
+                  <w:vAlign w:val="top"/>
+                </w:tcPr>
+                <w:p>
+                  <w:pPr>
+                    <w:spacing w:after="40" w:before="0"/>
+                    <w:jc w:val="left"/>
+                  </w:pPr>
+                  <w:r>
+                    <w:rPr>
+                      <w:rFonts w:ascii="Arial" w:cs="Arial" w:eastAsia="Arial" w:hAnsi="Arial"/>
+                      <w:b w:val="false"/>
+                      <w:bCs w:val="false"/>
+                      <w:i w:val="false"/>
+                      <w:iCs w:val="false"/>
+                      <w:color w:val="000000"/>
+                      <w:sz w:val="18"/>
+                      <w:szCs w:val="18"/>
+                    </w:rPr>
+                    <w:t xml:space="preserve">7 : 9</w:t>
+                  </w:r>
+                </w:p>
+              </w:tc>
+              <w:tc>
+                <w:tcPr>
+                  <w:tcW w:type="dxa" w:w="3330"/>
+                  <w:shd w:fill="FFFFFF" w:color="auto" w:val="clear"/>
+                  <w:tcMar>
+                    <w:top w:type="dxa" w:w="60"/>
+                    <w:left w:type="dxa" w:w="120"/>
+                    <w:bottom w:type="dxa" w:w="60"/>
+                    <w:right w:type="dxa" w:w="120"/>
+                  </w:tcMar>
+                  <w:vAlign w:val="top"/>
+                </w:tcPr>
+                <w:p>
+                  <w:pPr>
+                    <w:spacing w:after="40" w:before="0"/>
+                    <w:jc w:val="left"/>
+                  </w:pPr>
+                  <w:r>
+                    <w:rPr>
+                      <w:rFonts w:ascii="Arial" w:cs="Arial" w:eastAsia="Arial" w:hAnsi="Arial"/>
+                      <w:b w:val="false"/>
+                      <w:bCs w:val="false"/>
+                      <w:i w:val="false"/>
+                      <w:iCs w:val="false"/>
+                      <w:color w:val="000000"/>
+                      <w:sz w:val="18"/>
+                      <w:szCs w:val="18"/>
+                    </w:rPr>
+                    <w:t xml:space="preserve">about 42.5°</w:t>
+                  </w:r>
+                </w:p>
+              </w:tc>
+            </w:tr>
+            <w:tr>
+              <w:tc>
+                <w:tcPr>
+                  <w:tcW w:type="dxa" w:w="3330"/>
+                  <w:shd w:fill="FFFFFF" w:color="auto" w:val="clear"/>
+                  <w:tcMar>
+                    <w:top w:type="dxa" w:w="60"/>
+                    <w:left w:type="dxa" w:w="120"/>
+                    <w:bottom w:type="dxa" w:w="60"/>
+                    <w:right w:type="dxa" w:w="120"/>
+                  </w:tcMar>
+                  <w:vAlign w:val="top"/>
+                </w:tcPr>
+                <w:p>
+                  <w:pPr>
+                    <w:spacing w:after="40" w:before="0"/>
+                    <w:jc w:val="left"/>
+                  </w:pPr>
+                  <w:r>
+                    <w:rPr>
+                      <w:rFonts w:ascii="Arial" w:cs="Arial" w:eastAsia="Arial" w:hAnsi="Arial"/>
+                      <w:b w:val="false"/>
+                      <w:bCs w:val="false"/>
+                      <w:i w:val="false"/>
+                      <w:iCs w:val="false"/>
+                      <w:color w:val="000000"/>
+                      <w:sz w:val="18"/>
+                      <w:szCs w:val="18"/>
+                    </w:rPr>
+                    <w:t xml:space="preserve">Passport</w:t>
+                  </w:r>
+                </w:p>
+              </w:tc>
+              <w:tc>
+                <w:tcPr>
+                  <w:tcW w:type="dxa" w:w="3330"/>
+                  <w:shd w:fill="FFFFFF" w:color="auto" w:val="clear"/>
+                  <w:tcMar>
+                    <w:top w:type="dxa" w:w="60"/>
+                    <w:left w:type="dxa" w:w="120"/>
+                    <w:bottom w:type="dxa" w:w="60"/>
+                    <w:right w:type="dxa" w:w="120"/>
+                  </w:tcMar>
+                  <w:vAlign w:val="top"/>
+                </w:tcPr>
+                <w:p>
+                  <w:pPr>
+                    <w:spacing w:after="40" w:before="0"/>
+                    <w:jc w:val="left"/>
+                  </w:pPr>
+                  <w:r>
+                    <w:rPr>
+                      <w:rFonts w:ascii="Arial" w:cs="Arial" w:eastAsia="Arial" w:hAnsi="Arial"/>
+                      <w:b w:val="false"/>
+                      <w:bCs w:val="false"/>
+                      <w:i w:val="false"/>
+                      <w:iCs w:val="false"/>
+                      <w:color w:val="000000"/>
+                      <w:sz w:val="18"/>
+                      <w:szCs w:val="18"/>
+                    </w:rPr>
+                    <w:t xml:space="preserve">3.5 × 4.5</w:t>
+                  </w:r>
+                </w:p>
+              </w:tc>
+              <w:tc>
+                <w:tcPr>
+                  <w:tcW w:type="dxa" w:w="3330"/>
+                  <w:shd w:fill="FFFFFF" w:color="auto" w:val="clear"/>
+                  <w:tcMar>
+                    <w:top w:type="dxa" w:w="60"/>
+                    <w:left w:type="dxa" w:w="120"/>
+                    <w:bottom w:type="dxa" w:w="60"/>
+                    <w:right w:type="dxa" w:w="120"/>
+                  </w:tcMar>
+                  <w:vAlign w:val="top"/>
+                </w:tcPr>
+                <w:p>
+                  <w:pPr>
+                    <w:spacing w:after="40" w:before="0"/>
+                    <w:jc w:val="left"/>
+                  </w:pPr>
+                  <w:r>
+                    <w:rPr>
+                      <w:rFonts w:ascii="Arial" w:cs="Arial" w:eastAsia="Arial" w:hAnsi="Arial"/>
+                      <w:b w:val="false"/>
+                      <w:bCs w:val="false"/>
+                      <w:i w:val="false"/>
+                      <w:iCs w:val="false"/>
+                      <w:color w:val="000000"/>
+                      <w:sz w:val="18"/>
+                      <w:szCs w:val="18"/>
+                    </w:rPr>
+                    <w:t xml:space="preserve">7 : 9</w:t>
+                  </w:r>
+                </w:p>
+              </w:tc>
+              <w:tc>
+                <w:tcPr>
+                  <w:tcW w:type="dxa" w:w="3330"/>
+                  <w:shd w:fill="FFFFFF" w:color="auto" w:val="clear"/>
+                  <w:tcMar>
+                    <w:top w:type="dxa" w:w="60"/>
+                    <w:left w:type="dxa" w:w="120"/>
+                    <w:bottom w:type="dxa" w:w="60"/>
+                    <w:right w:type="dxa" w:w="120"/>
+                  </w:tcMar>
+                  <w:vAlign w:val="top"/>
+                </w:tcPr>
+                <w:p>
+                  <w:pPr>
+                    <w:spacing w:after="40" w:before="0"/>
+                    <w:jc w:val="left"/>
+                  </w:pPr>
+                  <w:r>
+                    <w:rPr>
+                      <w:rFonts w:ascii="Arial" w:cs="Arial" w:eastAsia="Arial" w:hAnsi="Arial"/>
+                      <w:b w:val="false"/>
+                      <w:bCs w:val="false"/>
+                      <w:i w:val="false"/>
+                      <w:iCs w:val="false"/>
+                      <w:color w:val="000000"/>
+                      <w:sz w:val="18"/>
+                      <w:szCs w:val="18"/>
+                    </w:rPr>
+                    <w:t xml:space="preserve">about 42.5°</w:t>
+                  </w:r>
+                </w:p>
+              </w:tc>
+            </w:tr>
+            <w:tr>
+              <w:tc>
+                <w:tcPr>
+                  <w:tcW w:type="dxa" w:w="3330"/>
+                  <w:shd w:fill="FFFFFF" w:color="auto" w:val="clear"/>
+                  <w:tcMar>
+                    <w:top w:type="dxa" w:w="60"/>
+                    <w:left w:type="dxa" w:w="120"/>
+                    <w:bottom w:type="dxa" w:w="60"/>
+                    <w:right w:type="dxa" w:w="120"/>
+                  </w:tcMar>
+                  <w:vAlign w:val="top"/>
+                </w:tcPr>
+                <w:p>
+                  <w:pPr>
+                    <w:spacing w:after="40" w:before="0"/>
+                    <w:jc w:val="left"/>
+                  </w:pPr>
+                  <w:r>
+                    <w:rPr>
+                      <w:rFonts w:ascii="Arial" w:cs="Arial" w:eastAsia="Arial" w:hAnsi="Arial"/>
+                      <w:b w:val="false"/>
+                      <w:bCs w:val="false"/>
+                      <w:i w:val="false"/>
+                      <w:iCs w:val="false"/>
+                      <w:color w:val="000000"/>
+                      <w:sz w:val="18"/>
+                      <w:szCs w:val="18"/>
+                    </w:rPr>
+                    <w:t xml:space="preserve">Poster</w:t>
+                  </w:r>
+                </w:p>
+              </w:tc>
+              <w:tc>
+                <w:tcPr>
+                  <w:tcW w:type="dxa" w:w="3330"/>
+                  <w:shd w:fill="FFFFFF" w:color="auto" w:val="clear"/>
+                  <w:tcMar>
+                    <w:top w:type="dxa" w:w="60"/>
+                    <w:left w:type="dxa" w:w="120"/>
+                    <w:bottom w:type="dxa" w:w="60"/>
+                    <w:right w:type="dxa" w:w="120"/>
+                  </w:tcMar>
+                  <w:vAlign w:val="top"/>
+                </w:tcPr>
+                <w:p>
+                  <w:pPr>
+                    <w:spacing w:after="40" w:before="0"/>
+                    <w:jc w:val="left"/>
+                  </w:pPr>
+                  <w:r>
+                    <w:rPr>
+                      <w:rFonts w:ascii="Arial" w:cs="Arial" w:eastAsia="Arial" w:hAnsi="Arial"/>
+                      <w:b w:val="false"/>
+                      <w:bCs w:val="false"/>
+                      <w:i w:val="false"/>
+                      <w:iCs w:val="false"/>
+                      <w:color w:val="000000"/>
+                      <w:sz w:val="18"/>
+                      <w:szCs w:val="18"/>
+                    </w:rPr>
+                    <w:t xml:space="preserve">70 × 90</w:t>
+                  </w:r>
+                </w:p>
+              </w:tc>
+              <w:tc>
+                <w:tcPr>
+                  <w:tcW w:type="dxa" w:w="3330"/>
+                  <w:shd w:fill="FFFFFF" w:color="auto" w:val="clear"/>
+                  <w:tcMar>
+                    <w:top w:type="dxa" w:w="60"/>
+                    <w:left w:type="dxa" w:w="120"/>
+                    <w:bottom w:type="dxa" w:w="60"/>
+                    <w:right w:type="dxa" w:w="120"/>
+                  </w:tcMar>
+                  <w:vAlign w:val="top"/>
+                </w:tcPr>
+                <w:p>
+                  <w:pPr>
+                    <w:spacing w:after="40" w:before="0"/>
+                    <w:jc w:val="left"/>
+                  </w:pPr>
+                  <w:r>
+                    <w:rPr>
+                      <w:rFonts w:ascii="Arial" w:cs="Arial" w:eastAsia="Arial" w:hAnsi="Arial"/>
+                      <w:b w:val="false"/>
+                      <w:bCs w:val="false"/>
+                      <w:i w:val="false"/>
+                      <w:iCs w:val="false"/>
+                      <w:color w:val="000000"/>
+                      <w:sz w:val="18"/>
+                      <w:szCs w:val="18"/>
+                    </w:rPr>
+                    <w:t xml:space="preserve">7 : 9</w:t>
+                  </w:r>
+                </w:p>
+              </w:tc>
+              <w:tc>
+                <w:tcPr>
+                  <w:tcW w:type="dxa" w:w="3330"/>
+                  <w:shd w:fill="FFFFFF" w:color="auto" w:val="clear"/>
+                  <w:tcMar>
+                    <w:top w:type="dxa" w:w="60"/>
+                    <w:left w:type="dxa" w:w="120"/>
+                    <w:bottom w:type="dxa" w:w="60"/>
+                    <w:right w:type="dxa" w:w="120"/>
+                  </w:tcMar>
+                  <w:vAlign w:val="top"/>
+                </w:tcPr>
+                <w:p>
+                  <w:pPr>
+                    <w:spacing w:after="40" w:before="0"/>
+                    <w:jc w:val="left"/>
+                  </w:pPr>
+                  <w:r>
+                    <w:rPr>
+                      <w:rFonts w:ascii="Arial" w:cs="Arial" w:eastAsia="Arial" w:hAnsi="Arial"/>
+                      <w:b w:val="false"/>
+                      <w:bCs w:val="false"/>
+                      <w:i w:val="false"/>
+                      <w:iCs w:val="false"/>
+                      <w:color w:val="000000"/>
+                      <w:sz w:val="18"/>
+                      <w:szCs w:val="18"/>
+                    </w:rPr>
+                    <w:t xml:space="preserve">about 42.5°</w:t>
+                  </w:r>
+                </w:p>
+              </w:tc>
+            </w:tr>
+            <w:tr>
+              <w:tc>
+                <w:tcPr>
+                  <w:tcW w:type="dxa" w:w="3330"/>
+                  <w:shd w:fill="FFFFFF" w:color="auto" w:val="clear"/>
+                  <w:tcMar>
+                    <w:top w:type="dxa" w:w="60"/>
+                    <w:left w:type="dxa" w:w="120"/>
+                    <w:bottom w:type="dxa" w:w="60"/>
+                    <w:right w:type="dxa" w:w="120"/>
+                  </w:tcMar>
+                  <w:vAlign w:val="top"/>
+                </w:tcPr>
+                <w:p>
+                  <w:pPr>
+                    <w:spacing w:after="40" w:before="0"/>
+                    <w:jc w:val="left"/>
+                  </w:pPr>
+                  <w:r>
+                    <w:rPr>
+                      <w:rFonts w:ascii="Arial" w:cs="Arial" w:eastAsia="Arial" w:hAnsi="Arial"/>
+                      <w:b w:val="false"/>
+                      <w:bCs w:val="false"/>
+                      <w:i w:val="false"/>
+                      <w:iCs w:val="false"/>
+                      <w:color w:val="000000"/>
+                      <w:sz w:val="18"/>
+                      <w:szCs w:val="18"/>
+                    </w:rPr>
+                    <w:t xml:space="preserve">Trial print</w:t>
+                  </w:r>
+                </w:p>
+              </w:tc>
+              <w:tc>
+                <w:tcPr>
+                  <w:tcW w:type="dxa" w:w="3330"/>
+                  <w:shd w:fill="FFFFFF" w:color="auto" w:val="clear"/>
+                  <w:tcMar>
+                    <w:top w:type="dxa" w:w="60"/>
+                    <w:left w:type="dxa" w:w="120"/>
+                    <w:bottom w:type="dxa" w:w="60"/>
+                    <w:right w:type="dxa" w:w="120"/>
+                  </w:tcMar>
+                  <w:vAlign w:val="top"/>
+                </w:tcPr>
+                <w:p>
+                  <w:pPr>
+                    <w:spacing w:after="40" w:before="0"/>
+                    <w:jc w:val="left"/>
+                  </w:pPr>
+                  <w:r>
+                    <w:rPr>
+                      <w:rFonts w:ascii="Arial" w:cs="Arial" w:eastAsia="Arial" w:hAnsi="Arial"/>
+                      <w:b w:val="false"/>
+                      <w:bCs w:val="false"/>
+                      <w:i w:val="false"/>
+                      <w:iCs w:val="false"/>
+                      <w:color w:val="000000"/>
+                      <w:sz w:val="18"/>
+                      <w:szCs w:val="18"/>
+                    </w:rPr>
+                    <w:t xml:space="preserve">4.5 × 4.5</w:t>
+                  </w:r>
+                </w:p>
+              </w:tc>
+              <w:tc>
+                <w:tcPr>
+                  <w:tcW w:type="dxa" w:w="3330"/>
+                  <w:shd w:fill="FFFFFF" w:color="auto" w:val="clear"/>
+                  <w:tcMar>
+                    <w:top w:type="dxa" w:w="60"/>
+                    <w:left w:type="dxa" w:w="120"/>
+                    <w:bottom w:type="dxa" w:w="60"/>
+                    <w:right w:type="dxa" w:w="120"/>
+                  </w:tcMar>
+                  <w:vAlign w:val="top"/>
+                </w:tcPr>
+                <w:p>
+                  <w:pPr>
+                    <w:spacing w:after="40" w:before="0"/>
+                    <w:jc w:val="left"/>
+                  </w:pPr>
+                  <w:r>
+                    <w:rPr>
+                      <w:rFonts w:ascii="Arial" w:cs="Arial" w:eastAsia="Arial" w:hAnsi="Arial"/>
+                      <w:b w:val="false"/>
+                      <w:bCs w:val="false"/>
+                      <w:i w:val="false"/>
+                      <w:iCs w:val="false"/>
+                      <w:color w:val="000000"/>
+                      <w:sz w:val="18"/>
+                      <w:szCs w:val="18"/>
+                    </w:rPr>
+                    <w:t xml:space="preserve">1 : 1</w:t>
+                  </w:r>
+                </w:p>
+              </w:tc>
+              <w:tc>
+                <w:tcPr>
+                  <w:tcW w:type="dxa" w:w="3330"/>
+                  <w:shd w:fill="FFFFFF" w:color="auto" w:val="clear"/>
+                  <w:tcMar>
+                    <w:top w:type="dxa" w:w="60"/>
+                    <w:left w:type="dxa" w:w="120"/>
+                    <w:bottom w:type="dxa" w:w="60"/>
+                    <w:right w:type="dxa" w:w="120"/>
+                  </w:tcMar>
+                  <w:vAlign w:val="top"/>
+                </w:tcPr>
+                <w:p>
+                  <w:pPr>
+                    <w:spacing w:after="40" w:before="0"/>
+                    <w:jc w:val="left"/>
+                  </w:pPr>
+                  <w:r>
+                    <w:rPr>
+                      <w:rFonts w:ascii="Arial" w:cs="Arial" w:eastAsia="Arial" w:hAnsi="Arial"/>
+                      <w:b w:val="false"/>
+                      <w:bCs w:val="false"/>
+                      <w:i w:val="false"/>
+                      <w:iCs w:val="false"/>
+                      <w:color w:val="000000"/>
+                      <w:sz w:val="18"/>
+                      <w:szCs w:val="18"/>
+                    </w:rPr>
+                    <w:t xml:space="preserve">about 53°</w:t>
+                  </w:r>
+                </w:p>
+              </w:tc>
+            </w:tr>
+          </w:tbl>
+          <w:p>
+            <w:pPr>
+              <w:spacing w:after="60" w:before="0"/>
+              <w:jc w:val="left"/>
+            </w:pPr>
+            <w:r>
+              <w:rPr>
+                <w:rFonts w:ascii="Arial" w:cs="Arial" w:eastAsia="Arial" w:hAnsi="Arial"/>
+                <w:b w:val="false"/>
+                <w:bCs w:val="false"/>
+                <w:i w:val="false"/>
+                <w:iCs w:val="false"/>
+                <w:color w:val="000000"/>
+                <w:sz w:val="18"/>
+                <w:szCs w:val="18"/>
+              </w:rPr>
+              <w:t xml:space="preserve"/>
+            </w:r>
+          </w:p>
+          <w:p>
+            <w:pPr>
+              <w:spacing w:after="40" w:before="0"/>
+              <w:jc w:val="left"/>
+            </w:pPr>
+            <w:r>
+              <w:rPr>
+                <w:rFonts w:ascii="Arial" w:cs="Arial" w:eastAsia="Arial" w:hAnsi="Arial"/>
+                <w:b/>
+                <w:bCs/>
+                <w:i w:val="false"/>
+                <w:iCs w:val="false"/>
+                <w:color w:val="000000"/>
+                <w:sz w:val="18"/>
+                <w:szCs w:val="18"/>
+              </w:rPr>
+              <w:t xml:space="preserve"/>
+            </w:r>
+          </w:p>
+          <w:p>
+            <w:pPr>
+              <w:spacing w:after="40" w:before="0"/>
+              <w:jc w:val="left"/>
+            </w:pPr>
+            <w:r>
+              <w:rPr>
+                <w:rFonts w:ascii="Arial" w:cs="Arial" w:eastAsia="Arial" w:hAnsi="Arial"/>
+                <w:b/>
+                <w:bCs/>
+                <w:i w:val="false"/>
+                <w:iCs w:val="false"/>
+                <w:color w:val="000000"/>
+                <w:sz w:val="18"/>
+                <w:szCs w:val="18"/>
+              </w:rPr>
+              <w:t xml:space="preserve">(a) Write a claim: which prints keep Wanjiru's likeness, and which print does not? (b) Use the width : height ratios and the chin angles to give evidence for your claim. (c) Explain, using the words similar (~), corresponding sides and corresponding angles, what must stay the same when a picture changes size.</w:t>
+            </w:r>
+          </w:p>
+          <w:p>
+            <w:pPr>
+              <w:spacing w:after="60" w:before="0"/>
+              <w:jc w:val="left"/>
+            </w:pPr>
+            <w:r>
+              <w:rPr>
+                <w:rFonts w:ascii="Arial" w:cs="Arial" w:eastAsia="Arial" w:hAnsi="Arial"/>
+                <w:b w:val="false"/>
+                <w:bCs w:val="false"/>
+                <w:i w:val="false"/>
+                <w:iCs w:val="false"/>
+                <w:color w:val="000000"/>
+                <w:sz w:val="18"/>
+                <w:szCs w:val="18"/>
+              </w:rPr>
+              <w:t xml:space="preserve"/>
             </w:r>
           </w:p>
         </w:tc>
@@ -611,7 +1376,7 @@
                 <w:sz w:val="22"/>
                 <w:szCs w:val="22"/>
               </w:rPr>
-              <w:t xml:space="preserve">Part 2: The linear scale factor</w:t>
+              <w:t xml:space="preserve">Section 2: Scale factors</w:t>
             </w:r>
           </w:p>
         </w:tc>
@@ -645,7 +1410,7 @@
                 <w:sz w:val="18"/>
                 <w:szCs w:val="18"/>
               </w:rPr>
-              <w:t xml:space="preserve">(a) Treat S as the object and P as the image. Write the formula for the linear scale factor k and use it to find k for S to P using the width, the height and the diagonal. (b) Find k for S to L. (c) Mr Otieno wants to turn P back into S. Find k for P to S and say whether this is an enlargement or a reduction. (d) Achieng's friend says, 'Mr Otieno made P by adding 3 cm to each side of S.' Is she right? Explain using the lengths of S and P.</w:t>
+              <w:t xml:space="preserve">Take the original 14 cm × 18 cm print as the object. (a) Calculate the linear scale factor k for the passport photo (image) for width and for height. State whether this is an enlargement or a reduction. (b) Calculate k for the poster (image), for width and for height. (c) Find k from the passport photo (object) to the poster (image). (d) For the 4.5 cm × 4.5 cm trial print (image), calculate the width factor and the height factor from the original. Compare them and explain what your comparison tells you about the face in this print.</w:t>
             </w:r>
           </w:p>
         </w:tc>
@@ -741,7 +1506,7 @@
                 <w:sz w:val="22"/>
                 <w:szCs w:val="22"/>
               </w:rPr>
-              <w:t xml:space="preserve">Part 3: Area and cost</w:t>
+              <w:t xml:space="preserve">Section 3: Using scale factor and similar triangles to find unknown lengths</w:t>
             </w:r>
           </w:p>
         </w:tc>
@@ -775,7 +1540,7 @@
                 <w:sz w:val="18"/>
                 <w:szCs w:val="18"/>
               </w:rPr>
-              <w:t xml:space="preserve">(a) Find the area of S, P and L in cm2. (b) Find the cost of each print at KES 2.50 per cm2. (c) Compare P with S. By how many times are the lengths multiplied, the area multiplied and the cost multiplied? (d) Explain why the price of P is KES 120 and not KES 60. (e) Without measuring, use k = 3 to predict the cost of L compared with S and check it with your answer to (b).</w:t>
+              <w:t xml:space="preserve">(a) In the original print the face triangle has an eye gap of 5.6 cm and a chin distance of 7.2 cm. Use k from the original to the passport photo to find the eye gap and the chin distance on the passport photo. (b) Now find the eye gap and the chin distance on the poster. (c) At Nyalenda Secondary School, at the same time of day, Wanjiru (1.5 m tall) casts a 2 m shadow and a tree casts a 12 m shadow. Explain why the two shadow triangles can be treated as similar, then find the height of the tree. (d) Explain how this problem is related to Wanjiru's photo.</w:t>
             </w:r>
           </w:p>
         </w:tc>
@@ -871,7 +1636,7 @@
                 <w:sz w:val="22"/>
                 <w:szCs w:val="22"/>
               </w:rPr>
-              <w:t xml:space="preserve">Part 4: Beyond photos</w:t>
+              <w:t xml:space="preserve">Section 4: Area and volume factors</w:t>
             </w:r>
           </w:p>
         </w:tc>
@@ -905,7 +1670,7 @@
                 <w:sz w:val="18"/>
                 <w:szCs w:val="18"/>
               </w:rPr>
-              <w:t xml:space="preserve">(a) A small jerrycan holds 5 L. A similar larger jerrycan has every length twice as big (LSF 2). How much does it hold? Show how you worked it out. (b) A cube has side 2 cm. Find the volume of a similar cube with LSF 3. (c) On a map with scale 1:5,000,000, the road from Nairobi to Mombasa measures 8.8 cm. Find the real distance in km. (d) A classroom plan is drawn to scale 1:50 and measures 16 cm x 12 cm. The real room is 8 m x 6 m. Floor tiles cost KES 800 per m2. Find the cost of tiling the floor. (e) Copy and complete: when every length is multiplied by k, the length is multiplied by ___, the area by ___ and the volume by ___. State when this rule works.</w:t>
+              <w:t xml:space="preserve">(a) Calculate the area of the original print, the passport photo and the poster. (b) Use your areas and the linear scale factors to find the area factor from the original to the passport photo and from the original to the poster. Write the pattern that connects the area factor to k. (c) Mr Otieno packs prints in a small carton of 10 cm × 6 cm × 4 cm and a larger similar carton of 20 cm × 12 cm × 8 cm. Find k, the volumes of both cartons and the volume factor. Write the pattern that connects the volume factor to k. (d) A friend says: 'If every length of the poster is multiplied by 5, then its area is multiplied by 5.' Explain whether your friend is correct.</w:t>
             </w:r>
           </w:p>
         </w:tc>
@@ -1001,7 +1766,7 @@
                 <w:sz w:val="22"/>
                 <w:szCs w:val="22"/>
               </w:rPr>
-              <w:t xml:space="preserve">Part 5: Putting the whole explanation together</w:t>
+              <w:t xml:space="preserve">Section 5: Enlargement, applications and the final explanation</w:t>
             </w:r>
           </w:p>
         </w:tc>
@@ -1035,7 +1800,7 @@
                 <w:sz w:val="18"/>
                 <w:szCs w:val="18"/>
               </w:rPr>
-              <w:t xml:space="preserve">Answer the driving question: How can a passport photo be made bigger or smaller without changing its shape, and how do its length, area and cost change when we do so? Write a clear explanation for a classmate who missed the lessons. Use Achieng's prints S, P and L, the 6 cm x 4 cm photo, and the jerrycan or another example. Include (a) the rule for keeping the shape, (b) how length, area and cost change, with numbers, and (c) what goes wrong if only the width is doubled.</w:t>
+              <w:t xml:space="preserve">(a) Triangle ABC has A(1,1), B(3,1) and C(1,2). Write the image coordinates for an enlargement with centre O(0,0) and scale factor 2. Explain how the rays from O are used to build the image. (b) Triangle PQR with P(2,2), Q(3,2), R(2,3) has the image P'(4,4), Q'(7,4), R'(4,7). Explain how to find the centre of the enlargement and find k. (c) On a 1:5 000 000 map, Kisumu and Nairobi are about 265 km apart in a straight line. Find their distance on the map in cm. (d) A school sign of 70 cm × 90 cm (0.63 m²) is enlarged with k = 3. Paint costs KES 400 per m². Find the cost of paint for each sign. (e) Now answer the driving question: How can a full-size photograph be resized to fit a small passport photo box without distortion? Also say why we need to enlarge or reduce objects, and how we use similarity and enlargement in day-to-day life.</w:t>
             </w:r>
           </w:p>
         </w:tc>
@@ -1299,7 +2064,7 @@
                 <w:sz w:val="18"/>
                 <w:szCs w:val="18"/>
               </w:rPr>
-              <w:t xml:space="preserve">Testing and explaining similarity</w:t>
+              <w:t xml:space="preserve">Claim, evidence and reasoning</w:t>
             </w:r>
           </w:p>
         </w:tc>
@@ -1331,7 +2096,7 @@
                 <w:sz w:val="18"/>
                 <w:szCs w:val="18"/>
               </w:rPr>
-              <w:t xml:space="preserve">Checks both equal angles and the same ratio of all corresponding sides with correct numbers, and correctly shows the 6 x 4 photo fails because the ratios are 2 and 1. Explains similar versus congruent accurately.</w:t>
+              <w:t xml:space="preserve">States a clear claim, supports it with exact data (7:9 vs 1:1, about 42.5° vs about 53°, k = 1/4 and 5 vs 9/28 and 1/4) and links the evidence to the idea of similarity.</w:t>
             </w:r>
           </w:p>
         </w:tc>
@@ -1363,7 +2128,7 @@
                 <w:sz w:val="18"/>
                 <w:szCs w:val="18"/>
               </w:rPr>
-              <w:t xml:space="preserve">Checks angles and ratios with mostly correct numbers and identifies the distorted photo as not similar, but the explanation of similar is incomplete.</w:t>
+              <w:t xml:space="preserve">States a correct claim and uses some correct data, but the reasoning linking the data to similarity is incomplete.</w:t>
             </w:r>
           </w:p>
         </w:tc>
@@ -1395,7 +2160,7 @@
                 <w:sz w:val="18"/>
                 <w:szCs w:val="18"/>
               </w:rPr>
-              <w:t xml:space="preserve">Uses only looks or one ratio to decide, or does not identify why the 6 x 4 photo is not similar.</w:t>
+              <w:t xml:space="preserve">Claim is unclear or missing, or uses little or incorrect evidence.</w:t>
             </w:r>
           </w:p>
         </w:tc>
@@ -1429,7 +2194,7 @@
                 <w:sz w:val="18"/>
                 <w:szCs w:val="18"/>
               </w:rPr>
-              <w:t xml:space="preserve">Linear scale factor calculations</w:t>
+              <w:t xml:space="preserve">Scale factor calculations</w:t>
             </w:r>
           </w:p>
         </w:tc>
@@ -1461,7 +2226,7 @@
                 <w:sz w:val="18"/>
                 <w:szCs w:val="18"/>
               </w:rPr>
-              <w:t xml:space="preserve">Uses k = image/object with corresponding sides and the same units to get k = 2, 3 and 1/2 correctly, classifies the reduction, and explains that multiplying (not adding) keeps the shape.</w:t>
+              <w:t xml:space="preserve">Calculates every k as image ÷ object, names the object and the image, and correctly identifies enlargement or reduction. Compares the unequal factors of the trial print.</w:t>
             </w:r>
           </w:p>
         </w:tc>
@@ -1493,7 +2258,7 @@
                 <w:sz w:val="18"/>
                 <w:szCs w:val="18"/>
               </w:rPr>
-              <w:t xml:space="preserve">Calculates most scale factors correctly but gives a weak explanation of multiplying versus adding or of the reduction.</w:t>
+              <w:t xml:space="preserve">Calculates most scale factors correctly but sometimes omits the object and image or the enlargement/reduction label.</w:t>
             </w:r>
           </w:p>
         </w:tc>
@@ -1525,7 +2290,7 @@
                 <w:sz w:val="18"/>
                 <w:szCs w:val="18"/>
               </w:rPr>
-              <w:t xml:space="preserve">Confuses object and image, inverts the ratio, or uses addition to find the new lengths.</w:t>
+              <w:t xml:space="preserve">Calculations are mostly incorrect or the object and image are mixed up.</w:t>
             </w:r>
           </w:p>
         </w:tc>
@@ -1559,7 +2324,7 @@
                 <w:sz w:val="18"/>
                 <w:szCs w:val="18"/>
               </w:rPr>
-              <w:t xml:space="preserve">Area, volume and cost reasoning</w:t>
+              <w:t xml:space="preserve">Area and volume factors</w:t>
             </w:r>
           </w:p>
         </w:tc>
@@ -1591,7 +2356,7 @@
                 <w:sz w:val="18"/>
                 <w:szCs w:val="18"/>
               </w:rPr>
-              <w:t xml:space="preserve">Correctly finds the areas 12, 48 and 108 cm2 and the costs KES 30, 120 and 270, and links ASF = k^2 and VSF = k^3 to the cost and the jerrycan, explaining that cost follows area.</w:t>
+              <w:t xml:space="preserve">Correctly uses k² and k³ with Wanjiru's prints and the cartons, and explains why doubling lengths does not double the area.</w:t>
             </w:r>
           </w:p>
         </w:tc>
@@ -1623,7 +2388,7 @@
                 <w:sz w:val="18"/>
                 <w:szCs w:val="18"/>
               </w:rPr>
-              <w:t xml:space="preserve">Finds the areas and costs correctly and states k^2 and k^3, but the link between cost and area or the volume reasoning is thin.</w:t>
+              <w:t xml:space="preserve">Uses k² and k³ correctly in most cases but explanations are brief.</w:t>
             </w:r>
           </w:p>
         </w:tc>
@@ -1655,7 +2420,7 @@
                 <w:sz w:val="18"/>
                 <w:szCs w:val="18"/>
               </w:rPr>
-              <w:t xml:space="preserve">Says the cost or area simply doubles, or does not use k^2 or k^3.</w:t>
+              <w:t xml:space="preserve">Treats area or volume as changing by k, or makes errors in the calculations.</w:t>
             </w:r>
           </w:p>
         </w:tc>
@@ -1689,7 +2454,7 @@
                 <w:sz w:val="18"/>
                 <w:szCs w:val="18"/>
               </w:rPr>
-              <w:t xml:space="preserve">Applying scale to real contexts</w:t>
+              <w:t xml:space="preserve">Enlargement, applications and mathematical language</w:t>
             </w:r>
           </w:p>
         </w:tc>
@@ -1721,7 +2486,7 @@
                 <w:sz w:val="18"/>
                 <w:szCs w:val="18"/>
               </w:rPr>
-              <w:t xml:space="preserve">Converts the map scale and the scale drawing correctly (440 km, 48 m2, KES 38,400) with correct units and shows the use of n for length and n^2 for area.</w:t>
+              <w:t xml:space="preserve">Finds images and the centre correctly, solves the map, sign cost and shadow problems accurately, and uses ~, corresponding sides and corresponding angles, units and width-first order correctly.</w:t>
             </w:r>
           </w:p>
         </w:tc>
@@ -1753,7 +2518,7 @@
                 <w:sz w:val="18"/>
                 <w:szCs w:val="18"/>
               </w:rPr>
-              <w:t xml:space="preserve">Gets most conversions correct but makes a unit or working slip, or does not show the use of n^2.</w:t>
+              <w:t xml:space="preserve">Solves most application problems correctly with minor errors in units, notation or the order of width and height.</w:t>
             </w:r>
           </w:p>
         </w:tc>
@@ -1785,7 +2550,7 @@
                 <w:sz w:val="18"/>
                 <w:szCs w:val="18"/>
               </w:rPr>
-              <w:t xml:space="preserve">Does not convert units correctly or does not apply the scale to length and area.</w:t>
+              <w:t xml:space="preserve">Has many errors in the applications, or little correct use of terms and units.</w:t>
             </w:r>
           </w:p>
         </w:tc>
@@ -1819,7 +2584,7 @@
                 <w:sz w:val="18"/>
                 <w:szCs w:val="18"/>
               </w:rPr>
-              <w:t xml:space="preserve">Final explanation and scientific language</w:t>
+              <w:t xml:space="preserve">Answering the driving question</w:t>
             </w:r>
           </w:p>
         </w:tc>
@@ -1851,7 +2616,7 @@
                 <w:sz w:val="18"/>
                 <w:szCs w:val="18"/>
               </w:rPr>
-              <w:t xml:space="preserve">Gives a connected, complete answer to the driving question using object, image, similar, LSF, ASF, VSF and Achieng's data, and addresses the stretched photo.</w:t>
+              <w:t xml:space="preserve">Gives a complete explanation that size can change but shape is kept only if one scale factor is applied to all lengths. Connects to the Key Inquiry Questions with real examples.</w:t>
             </w:r>
           </w:p>
         </w:tc>
@@ -1883,7 +2648,7 @@
                 <w:sz w:val="18"/>
                 <w:szCs w:val="18"/>
               </w:rPr>
-              <w:t xml:space="preserve">Answers the driving question with mostly correct terms and data but misses one link, for example the stretched photo or the cost.</w:t>
+              <w:t xml:space="preserve">Gives a correct answer to the driving question but with limited links to everyday examples.</w:t>
             </w:r>
           </w:p>
         </w:tc>
@@ -1915,7 +2680,7 @@
                 <w:sz w:val="18"/>
                 <w:szCs w:val="18"/>
               </w:rPr>
-              <w:t xml:space="preserve">Gives a list of facts without connecting length, area and cost or without using the key terms.</w:t>
+              <w:t xml:space="preserve">Answer is incomplete or does not explain why the trial print is distorted.</w:t>
             </w:r>
           </w:p>
         </w:tc>
@@ -2039,7 +2804,7 @@
         </w:rPr>
         <w:t xml:space="preserve">© 2026 SeaVuria and ARES. This work is licensed under a </w:t>
       </w:r>
-      <w:hyperlink w:history="1" r:id="rIdrofnfn2eer17eglugtxnd">
+      <w:hyperlink w:history="1" r:id="rIdzzt2exke5sbmaznl2xwvq">
         <w:r>
           <w:rPr>
             <w:rFonts w:ascii="Arial" w:cs="Arial" w:eastAsia="Arial" w:hAnsi="Arial"/>
@@ -2059,7 +2824,7 @@
         </w:rPr>
         <w:t xml:space="preserve"> (</w:t>
       </w:r>
-      <w:hyperlink w:history="1" r:id="rIdvmvasvu37anrqqhas8o5t">
+      <w:hyperlink w:history="1" r:id="rIdl_xjvphnsnv5p65_b0wp2">
         <w:r>
           <w:rPr>
             <w:rFonts w:ascii="Arial" w:cs="Arial" w:eastAsia="Arial" w:hAnsi="Arial"/>
@@ -2079,7 +2844,7 @@
         </w:rPr>
         <w:t xml:space="preserve">). To view a copy of this license, visit </w:t>
       </w:r>
-      <w:hyperlink w:history="1" r:id="rIdph16oxmijdp6xxierlkkm">
+      <w:hyperlink w:history="1" r:id="rIdcvhulnzylg_lhjknsbywr">
         <w:r>
           <w:rPr>
             <w:rFonts w:ascii="Arial" w:cs="Arial" w:eastAsia="Arial" w:hAnsi="Arial"/>

--- a/data/outputs/v2/Maths/SS2.1_Similarity_and_Enlargement/Mathematics_Similarity_and_Enlargement_FinalExplanation.docx
+++ b/data/outputs/v2/Maths/SS2.1_Similarity_and_Enlargement/Mathematics_Similarity_and_Enlargement_FinalExplanation.docx
@@ -4,6 +4,7 @@
   <w:body>
     <w:p>
       <w:pPr>
+        <w:keepNext w:val="false"/>
         <w:spacing w:after="30" w:before="0"/>
         <w:jc w:val="center"/>
       </w:pPr>
@@ -23,6 +24,7 @@
     </w:p>
     <w:p>
       <w:pPr>
+        <w:keepNext w:val="false"/>
         <w:spacing w:after="60" w:before="0"/>
         <w:jc w:val="center"/>
       </w:pPr>
@@ -81,6 +83,7 @@
           </w:tcPr>
           <w:p>
             <w:pPr>
+              <w:keepNext w:val="false"/>
               <w:spacing w:after="40" w:before="0"/>
               <w:jc w:val="center"/>
             </w:pPr>
@@ -116,6 +119,7 @@
           </w:tcPr>
           <w:p>
             <w:pPr>
+              <w:keepNext w:val="false"/>
               <w:spacing w:after="40" w:before="0"/>
               <w:jc w:val="center"/>
             </w:pPr>
@@ -150,6 +154,7 @@
           </w:tcPr>
           <w:p>
             <w:pPr>
+              <w:keepNext w:val="false"/>
               <w:spacing w:after="40" w:before="0"/>
               <w:jc w:val="left"/>
             </w:pPr>
@@ -182,6 +187,7 @@
           </w:tcPr>
           <w:p>
             <w:pPr>
+              <w:keepNext w:val="false"/>
               <w:spacing w:after="40" w:before="0"/>
               <w:jc w:val="left"/>
             </w:pPr>
@@ -216,6 +222,7 @@
           </w:tcPr>
           <w:p>
             <w:pPr>
+              <w:keepNext w:val="false"/>
               <w:spacing w:after="40" w:before="0"/>
               <w:jc w:val="left"/>
             </w:pPr>
@@ -248,6 +255,7 @@
           </w:tcPr>
           <w:p>
             <w:pPr>
+              <w:keepNext w:val="false"/>
               <w:spacing w:after="40" w:before="0"/>
               <w:jc w:val="left"/>
             </w:pPr>
@@ -282,6 +290,7 @@
           </w:tcPr>
           <w:p>
             <w:pPr>
+              <w:keepNext w:val="false"/>
               <w:spacing w:after="40" w:before="0"/>
               <w:jc w:val="left"/>
             </w:pPr>
@@ -314,6 +323,7 @@
           </w:tcPr>
           <w:p>
             <w:pPr>
+              <w:keepNext w:val="false"/>
               <w:spacing w:after="40" w:before="0"/>
               <w:jc w:val="left"/>
             </w:pPr>
@@ -374,6 +384,7 @@
           </w:tcPr>
           <w:p>
             <w:pPr>
+              <w:keepNext w:val="false"/>
               <w:spacing w:after="40" w:before="0"/>
               <w:jc w:val="center"/>
             </w:pPr>
@@ -408,6 +419,7 @@
           </w:tcPr>
           <w:p>
             <w:pPr>
+              <w:keepNext w:val="false"/>
               <w:spacing w:after="40" w:before="0"/>
               <w:jc w:val="left"/>
             </w:pPr>
@@ -467,6 +479,7 @@
           </w:tcPr>
           <w:p>
             <w:pPr>
+              <w:keepNext/>
               <w:spacing w:after="40" w:before="0"/>
               <w:jc w:val="center"/>
             </w:pPr>
@@ -501,6 +514,7 @@
           </w:tcPr>
           <w:p>
             <w:pPr>
+              <w:keepNext/>
               <w:spacing w:after="40" w:before="0"/>
               <w:jc w:val="left"/>
             </w:pPr>
@@ -520,6 +534,7 @@
           </w:p>
           <w:p>
             <w:pPr>
+              <w:keepNext/>
               <w:spacing w:after="40" w:before="0"/>
               <w:jc w:val="left"/>
             </w:pPr>
@@ -571,6 +586,7 @@
                 </w:tcPr>
                 <w:p>
                   <w:pPr>
+                    <w:keepNext w:val="false"/>
                     <w:spacing w:after="40" w:before="0"/>
                     <w:jc w:val="left"/>
                   </w:pPr>
@@ -603,6 +619,7 @@
                 </w:tcPr>
                 <w:p>
                   <w:pPr>
+                    <w:keepNext w:val="false"/>
                     <w:spacing w:after="40" w:before="0"/>
                     <w:jc w:val="left"/>
                   </w:pPr>
@@ -635,6 +652,7 @@
                 </w:tcPr>
                 <w:p>
                   <w:pPr>
+                    <w:keepNext w:val="false"/>
                     <w:spacing w:after="40" w:before="0"/>
                     <w:jc w:val="left"/>
                   </w:pPr>
@@ -667,6 +685,7 @@
                 </w:tcPr>
                 <w:p>
                   <w:pPr>
+                    <w:keepNext w:val="false"/>
                     <w:spacing w:after="40" w:before="0"/>
                     <w:jc w:val="left"/>
                   </w:pPr>
@@ -701,6 +720,7 @@
                 </w:tcPr>
                 <w:p>
                   <w:pPr>
+                    <w:keepNext w:val="false"/>
                     <w:spacing w:after="40" w:before="0"/>
                     <w:jc w:val="left"/>
                   </w:pPr>
@@ -733,6 +753,7 @@
                 </w:tcPr>
                 <w:p>
                   <w:pPr>
+                    <w:keepNext w:val="false"/>
                     <w:spacing w:after="40" w:before="0"/>
                     <w:jc w:val="left"/>
                   </w:pPr>
@@ -765,6 +786,7 @@
                 </w:tcPr>
                 <w:p>
                   <w:pPr>
+                    <w:keepNext w:val="false"/>
                     <w:spacing w:after="40" w:before="0"/>
                     <w:jc w:val="left"/>
                   </w:pPr>
@@ -797,6 +819,7 @@
                 </w:tcPr>
                 <w:p>
                   <w:pPr>
+                    <w:keepNext w:val="false"/>
                     <w:spacing w:after="40" w:before="0"/>
                     <w:jc w:val="left"/>
                   </w:pPr>
@@ -831,6 +854,7 @@
                 </w:tcPr>
                 <w:p>
                   <w:pPr>
+                    <w:keepNext w:val="false"/>
                     <w:spacing w:after="40" w:before="0"/>
                     <w:jc w:val="left"/>
                   </w:pPr>
@@ -863,6 +887,7 @@
                 </w:tcPr>
                 <w:p>
                   <w:pPr>
+                    <w:keepNext w:val="false"/>
                     <w:spacing w:after="40" w:before="0"/>
                     <w:jc w:val="left"/>
                   </w:pPr>
@@ -895,6 +920,7 @@
                 </w:tcPr>
                 <w:p>
                   <w:pPr>
+                    <w:keepNext w:val="false"/>
                     <w:spacing w:after="40" w:before="0"/>
                     <w:jc w:val="left"/>
                   </w:pPr>
@@ -927,6 +953,7 @@
                 </w:tcPr>
                 <w:p>
                   <w:pPr>
+                    <w:keepNext w:val="false"/>
                     <w:spacing w:after="40" w:before="0"/>
                     <w:jc w:val="left"/>
                   </w:pPr>
@@ -961,6 +988,7 @@
                 </w:tcPr>
                 <w:p>
                   <w:pPr>
+                    <w:keepNext w:val="false"/>
                     <w:spacing w:after="40" w:before="0"/>
                     <w:jc w:val="left"/>
                   </w:pPr>
@@ -993,6 +1021,7 @@
                 </w:tcPr>
                 <w:p>
                   <w:pPr>
+                    <w:keepNext w:val="false"/>
                     <w:spacing w:after="40" w:before="0"/>
                     <w:jc w:val="left"/>
                   </w:pPr>
@@ -1025,6 +1054,7 @@
                 </w:tcPr>
                 <w:p>
                   <w:pPr>
+                    <w:keepNext w:val="false"/>
                     <w:spacing w:after="40" w:before="0"/>
                     <w:jc w:val="left"/>
                   </w:pPr>
@@ -1057,6 +1087,7 @@
                 </w:tcPr>
                 <w:p>
                   <w:pPr>
+                    <w:keepNext w:val="false"/>
                     <w:spacing w:after="40" w:before="0"/>
                     <w:jc w:val="left"/>
                   </w:pPr>
@@ -1091,6 +1122,7 @@
                 </w:tcPr>
                 <w:p>
                   <w:pPr>
+                    <w:keepNext w:val="false"/>
                     <w:spacing w:after="40" w:before="0"/>
                     <w:jc w:val="left"/>
                   </w:pPr>
@@ -1123,6 +1155,7 @@
                 </w:tcPr>
                 <w:p>
                   <w:pPr>
+                    <w:keepNext w:val="false"/>
                     <w:spacing w:after="40" w:before="0"/>
                     <w:jc w:val="left"/>
                   </w:pPr>
@@ -1155,6 +1188,7 @@
                 </w:tcPr>
                 <w:p>
                   <w:pPr>
+                    <w:keepNext w:val="false"/>
                     <w:spacing w:after="40" w:before="0"/>
                     <w:jc w:val="left"/>
                   </w:pPr>
@@ -1187,6 +1221,7 @@
                 </w:tcPr>
                 <w:p>
                   <w:pPr>
+                    <w:keepNext w:val="false"/>
                     <w:spacing w:after="40" w:before="0"/>
                     <w:jc w:val="left"/>
                   </w:pPr>
@@ -1209,6 +1244,7 @@
           </w:tbl>
           <w:p>
             <w:pPr>
+              <w:keepNext w:val="false"/>
               <w:spacing w:after="60" w:before="0"/>
               <w:jc w:val="left"/>
             </w:pPr>
@@ -1228,6 +1264,7 @@
           </w:p>
           <w:p>
             <w:pPr>
+              <w:keepNext/>
               <w:spacing w:after="40" w:before="0"/>
               <w:jc w:val="left"/>
             </w:pPr>
@@ -1247,6 +1284,7 @@
           </w:p>
           <w:p>
             <w:pPr>
+              <w:keepNext/>
               <w:spacing w:after="40" w:before="0"/>
               <w:jc w:val="left"/>
             </w:pPr>
@@ -1266,6 +1304,7 @@
           </w:p>
           <w:p>
             <w:pPr>
+              <w:keepNext w:val="false"/>
               <w:spacing w:after="60" w:before="0"/>
               <w:jc w:val="left"/>
             </w:pPr>
@@ -1303,6 +1342,7 @@
           </w:tcPr>
           <w:p>
             <w:pPr>
+              <w:keepNext w:val="false"/>
               <w:spacing w:after="40" w:before="0"/>
               <w:jc w:val="left"/>
             </w:pPr>
@@ -1362,6 +1402,7 @@
           </w:tcPr>
           <w:p>
             <w:pPr>
+              <w:keepNext/>
               <w:spacing w:after="40" w:before="0"/>
               <w:jc w:val="center"/>
             </w:pPr>
@@ -1396,6 +1437,7 @@
           </w:tcPr>
           <w:p>
             <w:pPr>
+              <w:keepNext/>
               <w:spacing w:after="40" w:before="0"/>
               <w:jc w:val="left"/>
             </w:pPr>
@@ -1433,6 +1475,7 @@
           </w:tcPr>
           <w:p>
             <w:pPr>
+              <w:keepNext w:val="false"/>
               <w:spacing w:after="40" w:before="0"/>
               <w:jc w:val="left"/>
             </w:pPr>
@@ -1492,6 +1535,7 @@
           </w:tcPr>
           <w:p>
             <w:pPr>
+              <w:keepNext/>
               <w:spacing w:after="40" w:before="0"/>
               <w:jc w:val="center"/>
             </w:pPr>
@@ -1526,6 +1570,7 @@
           </w:tcPr>
           <w:p>
             <w:pPr>
+              <w:keepNext/>
               <w:spacing w:after="40" w:before="0"/>
               <w:jc w:val="left"/>
             </w:pPr>
@@ -1563,6 +1608,7 @@
           </w:tcPr>
           <w:p>
             <w:pPr>
+              <w:keepNext w:val="false"/>
               <w:spacing w:after="40" w:before="0"/>
               <w:jc w:val="left"/>
             </w:pPr>
@@ -1622,6 +1668,7 @@
           </w:tcPr>
           <w:p>
             <w:pPr>
+              <w:keepNext/>
               <w:spacing w:after="40" w:before="0"/>
               <w:jc w:val="center"/>
             </w:pPr>
@@ -1656,6 +1703,7 @@
           </w:tcPr>
           <w:p>
             <w:pPr>
+              <w:keepNext/>
               <w:spacing w:after="40" w:before="0"/>
               <w:jc w:val="left"/>
             </w:pPr>
@@ -1693,6 +1741,7 @@
           </w:tcPr>
           <w:p>
             <w:pPr>
+              <w:keepNext w:val="false"/>
               <w:spacing w:after="40" w:before="0"/>
               <w:jc w:val="left"/>
             </w:pPr>
@@ -1752,6 +1801,7 @@
           </w:tcPr>
           <w:p>
             <w:pPr>
+              <w:keepNext/>
               <w:spacing w:after="40" w:before="0"/>
               <w:jc w:val="center"/>
             </w:pPr>
@@ -1786,6 +1836,7 @@
           </w:tcPr>
           <w:p>
             <w:pPr>
+              <w:keepNext/>
               <w:spacing w:after="40" w:before="0"/>
               <w:jc w:val="left"/>
             </w:pPr>
@@ -1823,6 +1874,7 @@
           </w:tcPr>
           <w:p>
             <w:pPr>
+              <w:keepNext w:val="false"/>
               <w:spacing w:after="40" w:before="0"/>
               <w:jc w:val="left"/>
             </w:pPr>
@@ -1886,6 +1938,7 @@
           </w:tcPr>
           <w:p>
             <w:pPr>
+              <w:keepNext w:val="false"/>
               <w:spacing w:after="40" w:before="0"/>
               <w:jc w:val="center"/>
             </w:pPr>
@@ -1920,6 +1973,7 @@
           </w:tcPr>
           <w:p>
             <w:pPr>
+              <w:keepNext w:val="false"/>
               <w:spacing w:after="40" w:before="0"/>
               <w:jc w:val="left"/>
             </w:pPr>
@@ -1952,6 +2006,7 @@
           </w:tcPr>
           <w:p>
             <w:pPr>
+              <w:keepNext w:val="false"/>
               <w:spacing w:after="40" w:before="0"/>
               <w:jc w:val="left"/>
             </w:pPr>
@@ -1984,6 +2039,7 @@
           </w:tcPr>
           <w:p>
             <w:pPr>
+              <w:keepNext w:val="false"/>
               <w:spacing w:after="40" w:before="0"/>
               <w:jc w:val="left"/>
             </w:pPr>
@@ -2016,6 +2072,7 @@
           </w:tcPr>
           <w:p>
             <w:pPr>
+              <w:keepNext w:val="false"/>
               <w:spacing w:after="40" w:before="0"/>
               <w:jc w:val="left"/>
             </w:pPr>
@@ -2050,6 +2107,7 @@
           </w:tcPr>
           <w:p>
             <w:pPr>
+              <w:keepNext w:val="false"/>
               <w:spacing w:after="40" w:before="0"/>
               <w:jc w:val="left"/>
             </w:pPr>
@@ -2082,6 +2140,7 @@
           </w:tcPr>
           <w:p>
             <w:pPr>
+              <w:keepNext w:val="false"/>
               <w:spacing w:after="40" w:before="0"/>
               <w:jc w:val="left"/>
             </w:pPr>
@@ -2114,6 +2173,7 @@
           </w:tcPr>
           <w:p>
             <w:pPr>
+              <w:keepNext w:val="false"/>
               <w:spacing w:after="40" w:before="0"/>
               <w:jc w:val="left"/>
             </w:pPr>
@@ -2146,6 +2206,7 @@
           </w:tcPr>
           <w:p>
             <w:pPr>
+              <w:keepNext w:val="false"/>
               <w:spacing w:after="40" w:before="0"/>
               <w:jc w:val="left"/>
             </w:pPr>
@@ -2180,6 +2241,7 @@
           </w:tcPr>
           <w:p>
             <w:pPr>
+              <w:keepNext w:val="false"/>
               <w:spacing w:after="40" w:before="0"/>
               <w:jc w:val="left"/>
             </w:pPr>
@@ -2212,6 +2274,7 @@
           </w:tcPr>
           <w:p>
             <w:pPr>
+              <w:keepNext w:val="false"/>
               <w:spacing w:after="40" w:before="0"/>
               <w:jc w:val="left"/>
             </w:pPr>
@@ -2244,6 +2307,7 @@
           </w:tcPr>
           <w:p>
             <w:pPr>
+              <w:keepNext w:val="false"/>
               <w:spacing w:after="40" w:before="0"/>
               <w:jc w:val="left"/>
             </w:pPr>
@@ -2276,6 +2340,7 @@
           </w:tcPr>
           <w:p>
             <w:pPr>
+              <w:keepNext w:val="false"/>
               <w:spacing w:after="40" w:before="0"/>
               <w:jc w:val="left"/>
             </w:pPr>
@@ -2310,6 +2375,7 @@
           </w:tcPr>
           <w:p>
             <w:pPr>
+              <w:keepNext w:val="false"/>
               <w:spacing w:after="40" w:before="0"/>
               <w:jc w:val="left"/>
             </w:pPr>
@@ -2342,6 +2408,7 @@
           </w:tcPr>
           <w:p>
             <w:pPr>
+              <w:keepNext w:val="false"/>
               <w:spacing w:after="40" w:before="0"/>
               <w:jc w:val="left"/>
             </w:pPr>
@@ -2374,6 +2441,7 @@
           </w:tcPr>
           <w:p>
             <w:pPr>
+              <w:keepNext w:val="false"/>
               <w:spacing w:after="40" w:before="0"/>
               <w:jc w:val="left"/>
             </w:pPr>
@@ -2406,6 +2474,7 @@
           </w:tcPr>
           <w:p>
             <w:pPr>
+              <w:keepNext w:val="false"/>
               <w:spacing w:after="40" w:before="0"/>
               <w:jc w:val="left"/>
             </w:pPr>
@@ -2440,6 +2509,7 @@
           </w:tcPr>
           <w:p>
             <w:pPr>
+              <w:keepNext w:val="false"/>
               <w:spacing w:after="40" w:before="0"/>
               <w:jc w:val="left"/>
             </w:pPr>
@@ -2472,6 +2542,7 @@
           </w:tcPr>
           <w:p>
             <w:pPr>
+              <w:keepNext w:val="false"/>
               <w:spacing w:after="40" w:before="0"/>
               <w:jc w:val="left"/>
             </w:pPr>
@@ -2504,6 +2575,7 @@
           </w:tcPr>
           <w:p>
             <w:pPr>
+              <w:keepNext w:val="false"/>
               <w:spacing w:after="40" w:before="0"/>
               <w:jc w:val="left"/>
             </w:pPr>
@@ -2536,6 +2608,7 @@
           </w:tcPr>
           <w:p>
             <w:pPr>
+              <w:keepNext w:val="false"/>
               <w:spacing w:after="40" w:before="0"/>
               <w:jc w:val="left"/>
             </w:pPr>
@@ -2570,6 +2643,7 @@
           </w:tcPr>
           <w:p>
             <w:pPr>
+              <w:keepNext w:val="false"/>
               <w:spacing w:after="40" w:before="0"/>
               <w:jc w:val="left"/>
             </w:pPr>
@@ -2602,6 +2676,7 @@
           </w:tcPr>
           <w:p>
             <w:pPr>
+              <w:keepNext w:val="false"/>
               <w:spacing w:after="40" w:before="0"/>
               <w:jc w:val="left"/>
             </w:pPr>
@@ -2634,6 +2709,7 @@
           </w:tcPr>
           <w:p>
             <w:pPr>
+              <w:keepNext w:val="false"/>
               <w:spacing w:after="40" w:before="0"/>
               <w:jc w:val="left"/>
             </w:pPr>
@@ -2666,6 +2742,7 @@
           </w:tcPr>
           <w:p>
             <w:pPr>
+              <w:keepNext w:val="false"/>
               <w:spacing w:after="40" w:before="0"/>
               <w:jc w:val="left"/>
             </w:pPr>
@@ -2804,7 +2881,7 @@
         </w:rPr>
         <w:t xml:space="preserve">© 2026 SeaVuria and ARES. This work is licensed under a </w:t>
       </w:r>
-      <w:hyperlink w:history="1" r:id="rIdzzt2exke5sbmaznl2xwvq">
+      <w:hyperlink w:history="1" r:id="rIdpfubn5dqgqgdccmujdelm">
         <w:r>
           <w:rPr>
             <w:rFonts w:ascii="Arial" w:cs="Arial" w:eastAsia="Arial" w:hAnsi="Arial"/>
@@ -2824,7 +2901,7 @@
         </w:rPr>
         <w:t xml:space="preserve"> (</w:t>
       </w:r>
-      <w:hyperlink w:history="1" r:id="rIdl_xjvphnsnv5p65_b0wp2">
+      <w:hyperlink w:history="1" r:id="rIdz0x6j4sznly2vonpj4hpg">
         <w:r>
           <w:rPr>
             <w:rFonts w:ascii="Arial" w:cs="Arial" w:eastAsia="Arial" w:hAnsi="Arial"/>
@@ -2844,7 +2921,7 @@
         </w:rPr>
         <w:t xml:space="preserve">). To view a copy of this license, visit </w:t>
       </w:r>
-      <w:hyperlink w:history="1" r:id="rIdcvhulnzylg_lhjknsbywr">
+      <w:hyperlink w:history="1" r:id="rIdx52gnp_5togsmrrstqdxa">
         <w:r>
           <w:rPr>
             <w:rFonts w:ascii="Arial" w:cs="Arial" w:eastAsia="Arial" w:hAnsi="Arial"/>

--- a/data/outputs/v2/Maths/SS2.1_Similarity_and_Enlargement/Mathematics_Similarity_and_Enlargement_FinalExplanation.docx
+++ b/data/outputs/v2/Maths/SS2.1_Similarity_and_Enlargement/Mathematics_Similarity_and_Enlargement_FinalExplanation.docx
@@ -2881,7 +2881,7 @@
         </w:rPr>
         <w:t xml:space="preserve">© 2026 SeaVuria and ARES. This work is licensed under a </w:t>
       </w:r>
-      <w:hyperlink w:history="1" r:id="rIdpfubn5dqgqgdccmujdelm">
+      <w:hyperlink w:history="1" r:id="rIddtfri4jljm2rhkn1b1xyn">
         <w:r>
           <w:rPr>
             <w:rFonts w:ascii="Arial" w:cs="Arial" w:eastAsia="Arial" w:hAnsi="Arial"/>
@@ -2901,7 +2901,7 @@
         </w:rPr>
         <w:t xml:space="preserve"> (</w:t>
       </w:r>
-      <w:hyperlink w:history="1" r:id="rIdz0x6j4sznly2vonpj4hpg">
+      <w:hyperlink w:history="1" r:id="rIdz0-5o8yvcobv6ee4zjeq8">
         <w:r>
           <w:rPr>
             <w:rFonts w:ascii="Arial" w:cs="Arial" w:eastAsia="Arial" w:hAnsi="Arial"/>
@@ -2921,7 +2921,7 @@
         </w:rPr>
         <w:t xml:space="preserve">). To view a copy of this license, visit </w:t>
       </w:r>
-      <w:hyperlink w:history="1" r:id="rIdx52gnp_5togsmrrstqdxa">
+      <w:hyperlink w:history="1" r:id="rIdxxahw7pf4ikxe-uqilzeg">
         <w:r>
           <w:rPr>
             <w:rFonts w:ascii="Arial" w:cs="Arial" w:eastAsia="Arial" w:hAnsi="Arial"/>
